--- a/docs/Шаблон передачи дел.docx
+++ b/docs/Шаблон передачи дел.docx
@@ -8,12 +8,12 @@
         <w:tblLook w:firstColumn="1" w:firstRow="1" w:lastColumn="0" w:lastRow="0" w:noHBand="0" w:noVBand="1" w:val="04A0"/>
       </w:tblPr>
       <w:tblGrid>
-        <w:gridCol w:w="10313"/>
+        <w:gridCol w:w="11163"/>
       </w:tblGrid>
       <w:tr>
         <w:tc>
           <w:tcPr>
-            <w:tcW w:type="dxa" w:w="10313"/>
+            <w:tcW w:type="dxa" w:w="11163"/>
             <w:shd w:val="clear" w:fill="4A2013"/>
           </w:tcPr>
           <w:p>
@@ -67,13 +67,13 @@
         </w:tblBorders>
       </w:tblPr>
       <w:tblGrid>
-        <w:gridCol w:w="5156"/>
-        <w:gridCol w:w="5156"/>
+        <w:gridCol w:w="5581"/>
+        <w:gridCol w:w="5581"/>
       </w:tblGrid>
       <w:tr>
         <w:tc>
           <w:tcPr>
-            <w:tcW w:type="dxa" w:w="3118"/>
+            <w:tcW w:type="dxa" w:w="3175"/>
             <w:shd w:val="clear" w:fill="4A2013"/>
           </w:tcPr>
           <w:p>
@@ -95,7 +95,7 @@
         </w:tc>
         <w:tc>
           <w:tcPr>
-            <w:tcW w:type="dxa" w:w="6520"/>
+            <w:tcW w:type="dxa" w:w="7654"/>
             <w:shd w:val="clear" w:fill="4A2013"/>
           </w:tcPr>
           <w:p>
@@ -119,7 +119,7 @@
       <w:tr>
         <w:tc>
           <w:tcPr>
-            <w:tcW w:type="dxa" w:w="3118"/>
+            <w:tcW w:type="dxa" w:w="3175"/>
           </w:tcPr>
           <w:p>
             <w:pPr>
@@ -140,7 +140,7 @@
         </w:tc>
         <w:tc>
           <w:tcPr>
-            <w:tcW w:type="dxa" w:w="6520"/>
+            <w:tcW w:type="dxa" w:w="7654"/>
           </w:tcPr>
           <w:p>
             <w:pPr>
@@ -163,7 +163,7 @@
       <w:tr>
         <w:tc>
           <w:tcPr>
-            <w:tcW w:type="dxa" w:w="3118"/>
+            <w:tcW w:type="dxa" w:w="3175"/>
             <w:shd w:val="clear" w:fill="FBF6F0"/>
           </w:tcPr>
           <w:p>
@@ -185,7 +185,7 @@
         </w:tc>
         <w:tc>
           <w:tcPr>
-            <w:tcW w:type="dxa" w:w="6520"/>
+            <w:tcW w:type="dxa" w:w="7654"/>
             <w:shd w:val="clear" w:fill="FBF6F0"/>
           </w:tcPr>
           <w:p>
@@ -209,7 +209,7 @@
       <w:tr>
         <w:tc>
           <w:tcPr>
-            <w:tcW w:type="dxa" w:w="3118"/>
+            <w:tcW w:type="dxa" w:w="3175"/>
           </w:tcPr>
           <w:p>
             <w:pPr>
@@ -230,7 +230,7 @@
         </w:tc>
         <w:tc>
           <w:tcPr>
-            <w:tcW w:type="dxa" w:w="6520"/>
+            <w:tcW w:type="dxa" w:w="7654"/>
           </w:tcPr>
           <w:p>
             <w:pPr>
@@ -253,7 +253,7 @@
       <w:tr>
         <w:tc>
           <w:tcPr>
-            <w:tcW w:type="dxa" w:w="3118"/>
+            <w:tcW w:type="dxa" w:w="3175"/>
             <w:shd w:val="clear" w:fill="FBF6F0"/>
           </w:tcPr>
           <w:p>
@@ -275,7 +275,7 @@
         </w:tc>
         <w:tc>
           <w:tcPr>
-            <w:tcW w:type="dxa" w:w="6520"/>
+            <w:tcW w:type="dxa" w:w="7654"/>
             <w:shd w:val="clear" w:fill="FBF6F0"/>
           </w:tcPr>
           <w:p>
@@ -299,7 +299,7 @@
       <w:tr>
         <w:tc>
           <w:tcPr>
-            <w:tcW w:type="dxa" w:w="3118"/>
+            <w:tcW w:type="dxa" w:w="3175"/>
           </w:tcPr>
           <w:p>
             <w:pPr>
@@ -320,7 +320,7 @@
         </w:tc>
         <w:tc>
           <w:tcPr>
-            <w:tcW w:type="dxa" w:w="6520"/>
+            <w:tcW w:type="dxa" w:w="7654"/>
           </w:tcPr>
           <w:p>
             <w:pPr>
@@ -343,7 +343,7 @@
       <w:tr>
         <w:tc>
           <w:tcPr>
-            <w:tcW w:type="dxa" w:w="3118"/>
+            <w:tcW w:type="dxa" w:w="3175"/>
             <w:shd w:val="clear" w:fill="FBF6F0"/>
           </w:tcPr>
           <w:p>
@@ -365,7 +365,7 @@
         </w:tc>
         <w:tc>
           <w:tcPr>
-            <w:tcW w:type="dxa" w:w="6520"/>
+            <w:tcW w:type="dxa" w:w="7654"/>
             <w:shd w:val="clear" w:fill="FBF6F0"/>
           </w:tcPr>
           <w:p>
@@ -401,12 +401,12 @@
         </w:tblBorders>
       </w:tblPr>
       <w:tblGrid>
-        <w:gridCol w:w="10313"/>
+        <w:gridCol w:w="11163"/>
       </w:tblGrid>
       <w:tr>
         <w:tc>
           <w:tcPr>
-            <w:tcW w:type="dxa" w:w="10313"/>
+            <w:tcW w:type="dxa" w:w="11163"/>
             <w:shd w:val="clear" w:fill="FFF4E8"/>
           </w:tcPr>
           <w:p>
@@ -538,15 +538,15 @@
         </w:tblBorders>
       </w:tblPr>
       <w:tblGrid>
-        <w:gridCol w:w="2578"/>
-        <w:gridCol w:w="2578"/>
-        <w:gridCol w:w="2578"/>
-        <w:gridCol w:w="2578"/>
+        <w:gridCol w:w="2791"/>
+        <w:gridCol w:w="2791"/>
+        <w:gridCol w:w="2791"/>
+        <w:gridCol w:w="2791"/>
       </w:tblGrid>
       <w:tr>
         <w:tc>
           <w:tcPr>
-            <w:tcW w:type="dxa" w:w="2268"/>
+            <w:tcW w:type="dxa" w:w="2494"/>
             <w:shd w:val="clear" w:fill="4A2013"/>
           </w:tcPr>
           <w:p>
@@ -568,7 +568,7 @@
         </w:tc>
         <w:tc>
           <w:tcPr>
-            <w:tcW w:type="dxa" w:w="2268"/>
+            <w:tcW w:type="dxa" w:w="2494"/>
             <w:shd w:val="clear" w:fill="4A2013"/>
           </w:tcPr>
           <w:p>
@@ -590,7 +590,7 @@
         </w:tc>
         <w:tc>
           <w:tcPr>
-            <w:tcW w:type="dxa" w:w="3118"/>
+            <w:tcW w:type="dxa" w:w="3685"/>
             <w:shd w:val="clear" w:fill="4A2013"/>
           </w:tcPr>
           <w:p>
@@ -612,7 +612,7 @@
         </w:tc>
         <w:tc>
           <w:tcPr>
-            <w:tcW w:type="dxa" w:w="1984"/>
+            <w:tcW w:type="dxa" w:w="2154"/>
             <w:shd w:val="clear" w:fill="4A2013"/>
           </w:tcPr>
           <w:p>
@@ -636,7 +636,7 @@
       <w:tr>
         <w:tc>
           <w:tcPr>
-            <w:tcW w:type="dxa" w:w="2268"/>
+            <w:tcW w:type="dxa" w:w="2494"/>
           </w:tcPr>
           <w:p>
             <w:pPr>
@@ -657,7 +657,7 @@
         </w:tc>
         <w:tc>
           <w:tcPr>
-            <w:tcW w:type="dxa" w:w="2268"/>
+            <w:tcW w:type="dxa" w:w="2494"/>
           </w:tcPr>
           <w:p>
             <w:pPr>
@@ -678,7 +678,7 @@
         </w:tc>
         <w:tc>
           <w:tcPr>
-            <w:tcW w:type="dxa" w:w="3118"/>
+            <w:tcW w:type="dxa" w:w="3685"/>
           </w:tcPr>
           <w:p>
             <w:pPr>
@@ -699,7 +699,7 @@
         </w:tc>
         <w:tc>
           <w:tcPr>
-            <w:tcW w:type="dxa" w:w="1984"/>
+            <w:tcW w:type="dxa" w:w="2154"/>
           </w:tcPr>
           <w:p>
             <w:pPr>
@@ -722,7 +722,7 @@
       <w:tr>
         <w:tc>
           <w:tcPr>
-            <w:tcW w:type="dxa" w:w="2268"/>
+            <w:tcW w:type="dxa" w:w="2494"/>
             <w:shd w:val="clear" w:fill="FBF6F0"/>
           </w:tcPr>
           <w:p>
@@ -744,7 +744,7 @@
         </w:tc>
         <w:tc>
           <w:tcPr>
-            <w:tcW w:type="dxa" w:w="2268"/>
+            <w:tcW w:type="dxa" w:w="2494"/>
             <w:shd w:val="clear" w:fill="FBF6F0"/>
           </w:tcPr>
           <w:p>
@@ -766,7 +766,7 @@
         </w:tc>
         <w:tc>
           <w:tcPr>
-            <w:tcW w:type="dxa" w:w="3118"/>
+            <w:tcW w:type="dxa" w:w="3685"/>
             <w:shd w:val="clear" w:fill="FBF6F0"/>
           </w:tcPr>
           <w:p>
@@ -788,7 +788,7 @@
         </w:tc>
         <w:tc>
           <w:tcPr>
-            <w:tcW w:type="dxa" w:w="1984"/>
+            <w:tcW w:type="dxa" w:w="2154"/>
             <w:shd w:val="clear" w:fill="FBF6F0"/>
           </w:tcPr>
           <w:p>
@@ -812,7 +812,7 @@
       <w:tr>
         <w:tc>
           <w:tcPr>
-            <w:tcW w:type="dxa" w:w="2268"/>
+            <w:tcW w:type="dxa" w:w="2494"/>
           </w:tcPr>
           <w:p>
             <w:pPr>
@@ -833,7 +833,7 @@
         </w:tc>
         <w:tc>
           <w:tcPr>
-            <w:tcW w:type="dxa" w:w="2268"/>
+            <w:tcW w:type="dxa" w:w="2494"/>
           </w:tcPr>
           <w:p>
             <w:pPr>
@@ -854,7 +854,7 @@
         </w:tc>
         <w:tc>
           <w:tcPr>
-            <w:tcW w:type="dxa" w:w="3118"/>
+            <w:tcW w:type="dxa" w:w="3685"/>
           </w:tcPr>
           <w:p>
             <w:pPr>
@@ -875,7 +875,7 @@
         </w:tc>
         <w:tc>
           <w:tcPr>
-            <w:tcW w:type="dxa" w:w="1984"/>
+            <w:tcW w:type="dxa" w:w="2154"/>
           </w:tcPr>
           <w:p>
             <w:pPr>
@@ -898,7 +898,7 @@
       <w:tr>
         <w:tc>
           <w:tcPr>
-            <w:tcW w:type="dxa" w:w="2268"/>
+            <w:tcW w:type="dxa" w:w="2494"/>
             <w:shd w:val="clear" w:fill="FBF6F0"/>
           </w:tcPr>
           <w:p>
@@ -919,7 +919,7 @@
         </w:tc>
         <w:tc>
           <w:tcPr>
-            <w:tcW w:type="dxa" w:w="2268"/>
+            <w:tcW w:type="dxa" w:w="2494"/>
             <w:shd w:val="clear" w:fill="FBF6F0"/>
           </w:tcPr>
           <w:p>
@@ -940,7 +940,7 @@
         </w:tc>
         <w:tc>
           <w:tcPr>
-            <w:tcW w:type="dxa" w:w="3118"/>
+            <w:tcW w:type="dxa" w:w="3685"/>
             <w:shd w:val="clear" w:fill="FBF6F0"/>
           </w:tcPr>
           <w:p>
@@ -961,7 +961,7 @@
         </w:tc>
         <w:tc>
           <w:tcPr>
-            <w:tcW w:type="dxa" w:w="1984"/>
+            <w:tcW w:type="dxa" w:w="2154"/>
             <w:shd w:val="clear" w:fill="FBF6F0"/>
           </w:tcPr>
           <w:p>
@@ -984,7 +984,7 @@
       <w:tr>
         <w:tc>
           <w:tcPr>
-            <w:tcW w:type="dxa" w:w="2268"/>
+            <w:tcW w:type="dxa" w:w="2494"/>
           </w:tcPr>
           <w:p>
             <w:pPr>
@@ -1004,7 +1004,7 @@
         </w:tc>
         <w:tc>
           <w:tcPr>
-            <w:tcW w:type="dxa" w:w="2268"/>
+            <w:tcW w:type="dxa" w:w="2494"/>
           </w:tcPr>
           <w:p>
             <w:pPr>
@@ -1024,7 +1024,7 @@
         </w:tc>
         <w:tc>
           <w:tcPr>
-            <w:tcW w:type="dxa" w:w="3118"/>
+            <w:tcW w:type="dxa" w:w="3685"/>
           </w:tcPr>
           <w:p>
             <w:pPr>
@@ -1044,7 +1044,7 @@
         </w:tc>
         <w:tc>
           <w:tcPr>
-            <w:tcW w:type="dxa" w:w="1984"/>
+            <w:tcW w:type="dxa" w:w="2154"/>
           </w:tcPr>
           <w:p>
             <w:pPr>
@@ -1118,17 +1118,17 @@
         </w:tblBorders>
       </w:tblPr>
       <w:tblGrid>
-        <w:gridCol w:w="1719"/>
-        <w:gridCol w:w="1719"/>
-        <w:gridCol w:w="1719"/>
-        <w:gridCol w:w="1719"/>
-        <w:gridCol w:w="1719"/>
-        <w:gridCol w:w="1719"/>
+        <w:gridCol w:w="1860"/>
+        <w:gridCol w:w="1860"/>
+        <w:gridCol w:w="1860"/>
+        <w:gridCol w:w="1860"/>
+        <w:gridCol w:w="1860"/>
+        <w:gridCol w:w="1860"/>
       </w:tblGrid>
       <w:tr>
         <w:tc>
           <w:tcPr>
-            <w:tcW w:type="dxa" w:w="1304"/>
+            <w:tcW w:type="dxa" w:w="1361"/>
             <w:shd w:val="clear" w:fill="4A2013"/>
           </w:tcPr>
           <w:p>
@@ -1150,7 +1150,7 @@
         </w:tc>
         <w:tc>
           <w:tcPr>
-            <w:tcW w:type="dxa" w:w="1814"/>
+            <w:tcW w:type="dxa" w:w="1928"/>
             <w:shd w:val="clear" w:fill="4A2013"/>
           </w:tcPr>
           <w:p>
@@ -1172,7 +1172,7 @@
         </w:tc>
         <w:tc>
           <w:tcPr>
-            <w:tcW w:type="dxa" w:w="1474"/>
+            <w:tcW w:type="dxa" w:w="1587"/>
             <w:shd w:val="clear" w:fill="4A2013"/>
           </w:tcPr>
           <w:p>
@@ -1194,7 +1194,7 @@
         </w:tc>
         <w:tc>
           <w:tcPr>
-            <w:tcW w:type="dxa" w:w="1361"/>
+            <w:tcW w:type="dxa" w:w="1474"/>
             <w:shd w:val="clear" w:fill="4A2013"/>
           </w:tcPr>
           <w:p>
@@ -1216,7 +1216,7 @@
         </w:tc>
         <w:tc>
           <w:tcPr>
-            <w:tcW w:type="dxa" w:w="1701"/>
+            <w:tcW w:type="dxa" w:w="1928"/>
             <w:shd w:val="clear" w:fill="4A2013"/>
           </w:tcPr>
           <w:p>
@@ -1238,7 +1238,7 @@
         </w:tc>
         <w:tc>
           <w:tcPr>
-            <w:tcW w:type="dxa" w:w="1984"/>
+            <w:tcW w:type="dxa" w:w="2551"/>
             <w:shd w:val="clear" w:fill="4A2013"/>
           </w:tcPr>
           <w:p>
@@ -1262,7 +1262,7 @@
       <w:tr>
         <w:tc>
           <w:tcPr>
-            <w:tcW w:type="dxa" w:w="1304"/>
+            <w:tcW w:type="dxa" w:w="1361"/>
           </w:tcPr>
           <w:p>
             <w:pPr>
@@ -1283,7 +1283,7 @@
         </w:tc>
         <w:tc>
           <w:tcPr>
-            <w:tcW w:type="dxa" w:w="1814"/>
+            <w:tcW w:type="dxa" w:w="1928"/>
           </w:tcPr>
           <w:p>
             <w:pPr>
@@ -1304,7 +1304,7 @@
         </w:tc>
         <w:tc>
           <w:tcPr>
-            <w:tcW w:type="dxa" w:w="1474"/>
+            <w:tcW w:type="dxa" w:w="1587"/>
           </w:tcPr>
           <w:p>
             <w:pPr>
@@ -1325,7 +1325,7 @@
         </w:tc>
         <w:tc>
           <w:tcPr>
-            <w:tcW w:type="dxa" w:w="1361"/>
+            <w:tcW w:type="dxa" w:w="1474"/>
           </w:tcPr>
           <w:p>
             <w:pPr>
@@ -1346,7 +1346,7 @@
         </w:tc>
         <w:tc>
           <w:tcPr>
-            <w:tcW w:type="dxa" w:w="1701"/>
+            <w:tcW w:type="dxa" w:w="1928"/>
           </w:tcPr>
           <w:p>
             <w:pPr>
@@ -1367,7 +1367,7 @@
         </w:tc>
         <w:tc>
           <w:tcPr>
-            <w:tcW w:type="dxa" w:w="1984"/>
+            <w:tcW w:type="dxa" w:w="2551"/>
           </w:tcPr>
           <w:p>
             <w:pPr>
@@ -1390,7 +1390,7 @@
       <w:tr>
         <w:tc>
           <w:tcPr>
-            <w:tcW w:type="dxa" w:w="1304"/>
+            <w:tcW w:type="dxa" w:w="1361"/>
             <w:shd w:val="clear" w:fill="FBF6F0"/>
           </w:tcPr>
           <w:p>
@@ -1412,7 +1412,7 @@
         </w:tc>
         <w:tc>
           <w:tcPr>
-            <w:tcW w:type="dxa" w:w="1814"/>
+            <w:tcW w:type="dxa" w:w="1928"/>
             <w:shd w:val="clear" w:fill="FBF6F0"/>
           </w:tcPr>
           <w:p>
@@ -1434,7 +1434,7 @@
         </w:tc>
         <w:tc>
           <w:tcPr>
-            <w:tcW w:type="dxa" w:w="1474"/>
+            <w:tcW w:type="dxa" w:w="1587"/>
             <w:shd w:val="clear" w:fill="FBF6F0"/>
           </w:tcPr>
           <w:p>
@@ -1456,7 +1456,7 @@
         </w:tc>
         <w:tc>
           <w:tcPr>
-            <w:tcW w:type="dxa" w:w="1361"/>
+            <w:tcW w:type="dxa" w:w="1474"/>
             <w:shd w:val="clear" w:fill="FBF6F0"/>
           </w:tcPr>
           <w:p>
@@ -1478,7 +1478,7 @@
         </w:tc>
         <w:tc>
           <w:tcPr>
-            <w:tcW w:type="dxa" w:w="1701"/>
+            <w:tcW w:type="dxa" w:w="1928"/>
             <w:shd w:val="clear" w:fill="FBF6F0"/>
           </w:tcPr>
           <w:p>
@@ -1500,7 +1500,7 @@
         </w:tc>
         <w:tc>
           <w:tcPr>
-            <w:tcW w:type="dxa" w:w="1984"/>
+            <w:tcW w:type="dxa" w:w="2551"/>
             <w:shd w:val="clear" w:fill="FBF6F0"/>
           </w:tcPr>
           <w:p>
@@ -1524,7 +1524,7 @@
       <w:tr>
         <w:tc>
           <w:tcPr>
-            <w:tcW w:type="dxa" w:w="1304"/>
+            <w:tcW w:type="dxa" w:w="1361"/>
           </w:tcPr>
           <w:p>
             <w:pPr>
@@ -1544,7 +1544,7 @@
         </w:tc>
         <w:tc>
           <w:tcPr>
-            <w:tcW w:type="dxa" w:w="1814"/>
+            <w:tcW w:type="dxa" w:w="1928"/>
           </w:tcPr>
           <w:p>
             <w:pPr>
@@ -1564,7 +1564,7 @@
         </w:tc>
         <w:tc>
           <w:tcPr>
-            <w:tcW w:type="dxa" w:w="1474"/>
+            <w:tcW w:type="dxa" w:w="1587"/>
           </w:tcPr>
           <w:p>
             <w:pPr>
@@ -1584,7 +1584,7 @@
         </w:tc>
         <w:tc>
           <w:tcPr>
-            <w:tcW w:type="dxa" w:w="1361"/>
+            <w:tcW w:type="dxa" w:w="1474"/>
           </w:tcPr>
           <w:p>
             <w:pPr>
@@ -1604,7 +1604,7 @@
         </w:tc>
         <w:tc>
           <w:tcPr>
-            <w:tcW w:type="dxa" w:w="1701"/>
+            <w:tcW w:type="dxa" w:w="1928"/>
           </w:tcPr>
           <w:p>
             <w:pPr>
@@ -1624,7 +1624,7 @@
         </w:tc>
         <w:tc>
           <w:tcPr>
-            <w:tcW w:type="dxa" w:w="1984"/>
+            <w:tcW w:type="dxa" w:w="2551"/>
           </w:tcPr>
           <w:p>
             <w:pPr>
@@ -1646,7 +1646,7 @@
       <w:tr>
         <w:tc>
           <w:tcPr>
-            <w:tcW w:type="dxa" w:w="1304"/>
+            <w:tcW w:type="dxa" w:w="1361"/>
             <w:shd w:val="clear" w:fill="FBF6F0"/>
           </w:tcPr>
           <w:p>
@@ -1667,7 +1667,7 @@
         </w:tc>
         <w:tc>
           <w:tcPr>
-            <w:tcW w:type="dxa" w:w="1814"/>
+            <w:tcW w:type="dxa" w:w="1928"/>
             <w:shd w:val="clear" w:fill="FBF6F0"/>
           </w:tcPr>
           <w:p>
@@ -1688,7 +1688,7 @@
         </w:tc>
         <w:tc>
           <w:tcPr>
-            <w:tcW w:type="dxa" w:w="1474"/>
+            <w:tcW w:type="dxa" w:w="1587"/>
             <w:shd w:val="clear" w:fill="FBF6F0"/>
           </w:tcPr>
           <w:p>
@@ -1709,7 +1709,7 @@
         </w:tc>
         <w:tc>
           <w:tcPr>
-            <w:tcW w:type="dxa" w:w="1361"/>
+            <w:tcW w:type="dxa" w:w="1474"/>
             <w:shd w:val="clear" w:fill="FBF6F0"/>
           </w:tcPr>
           <w:p>
@@ -1730,7 +1730,7 @@
         </w:tc>
         <w:tc>
           <w:tcPr>
-            <w:tcW w:type="dxa" w:w="1701"/>
+            <w:tcW w:type="dxa" w:w="1928"/>
             <w:shd w:val="clear" w:fill="FBF6F0"/>
           </w:tcPr>
           <w:p>
@@ -1751,7 +1751,7 @@
         </w:tc>
         <w:tc>
           <w:tcPr>
-            <w:tcW w:type="dxa" w:w="1984"/>
+            <w:tcW w:type="dxa" w:w="2551"/>
             <w:shd w:val="clear" w:fill="FBF6F0"/>
           </w:tcPr>
           <w:p>
@@ -1774,7 +1774,7 @@
       <w:tr>
         <w:tc>
           <w:tcPr>
-            <w:tcW w:type="dxa" w:w="1304"/>
+            <w:tcW w:type="dxa" w:w="1361"/>
           </w:tcPr>
           <w:p>
             <w:pPr>
@@ -1794,7 +1794,7 @@
         </w:tc>
         <w:tc>
           <w:tcPr>
-            <w:tcW w:type="dxa" w:w="1814"/>
+            <w:tcW w:type="dxa" w:w="1928"/>
           </w:tcPr>
           <w:p>
             <w:pPr>
@@ -1814,7 +1814,7 @@
         </w:tc>
         <w:tc>
           <w:tcPr>
-            <w:tcW w:type="dxa" w:w="1474"/>
+            <w:tcW w:type="dxa" w:w="1587"/>
           </w:tcPr>
           <w:p>
             <w:pPr>
@@ -1834,7 +1834,7 @@
         </w:tc>
         <w:tc>
           <w:tcPr>
-            <w:tcW w:type="dxa" w:w="1361"/>
+            <w:tcW w:type="dxa" w:w="1474"/>
           </w:tcPr>
           <w:p>
             <w:pPr>
@@ -1854,7 +1854,7 @@
         </w:tc>
         <w:tc>
           <w:tcPr>
-            <w:tcW w:type="dxa" w:w="1701"/>
+            <w:tcW w:type="dxa" w:w="1928"/>
           </w:tcPr>
           <w:p>
             <w:pPr>
@@ -1874,7 +1874,7 @@
         </w:tc>
         <w:tc>
           <w:tcPr>
-            <w:tcW w:type="dxa" w:w="1984"/>
+            <w:tcW w:type="dxa" w:w="2551"/>
           </w:tcPr>
           <w:p>
             <w:pPr>
@@ -1896,7 +1896,7 @@
       <w:tr>
         <w:tc>
           <w:tcPr>
-            <w:tcW w:type="dxa" w:w="1304"/>
+            <w:tcW w:type="dxa" w:w="1361"/>
             <w:shd w:val="clear" w:fill="FBF6F0"/>
           </w:tcPr>
           <w:p>
@@ -1917,7 +1917,7 @@
         </w:tc>
         <w:tc>
           <w:tcPr>
-            <w:tcW w:type="dxa" w:w="1814"/>
+            <w:tcW w:type="dxa" w:w="1928"/>
             <w:shd w:val="clear" w:fill="FBF6F0"/>
           </w:tcPr>
           <w:p>
@@ -1938,7 +1938,7 @@
         </w:tc>
         <w:tc>
           <w:tcPr>
-            <w:tcW w:type="dxa" w:w="1474"/>
+            <w:tcW w:type="dxa" w:w="1587"/>
             <w:shd w:val="clear" w:fill="FBF6F0"/>
           </w:tcPr>
           <w:p>
@@ -1959,7 +1959,7 @@
         </w:tc>
         <w:tc>
           <w:tcPr>
-            <w:tcW w:type="dxa" w:w="1361"/>
+            <w:tcW w:type="dxa" w:w="1474"/>
             <w:shd w:val="clear" w:fill="FBF6F0"/>
           </w:tcPr>
           <w:p>
@@ -1980,7 +1980,7 @@
         </w:tc>
         <w:tc>
           <w:tcPr>
-            <w:tcW w:type="dxa" w:w="1701"/>
+            <w:tcW w:type="dxa" w:w="1928"/>
             <w:shd w:val="clear" w:fill="FBF6F0"/>
           </w:tcPr>
           <w:p>
@@ -2001,7 +2001,7 @@
         </w:tc>
         <w:tc>
           <w:tcPr>
-            <w:tcW w:type="dxa" w:w="1984"/>
+            <w:tcW w:type="dxa" w:w="2551"/>
             <w:shd w:val="clear" w:fill="FBF6F0"/>
           </w:tcPr>
           <w:p>
@@ -2024,7 +2024,7 @@
       <w:tr>
         <w:tc>
           <w:tcPr>
-            <w:tcW w:type="dxa" w:w="1304"/>
+            <w:tcW w:type="dxa" w:w="1361"/>
           </w:tcPr>
           <w:p>
             <w:pPr>
@@ -2044,7 +2044,7 @@
         </w:tc>
         <w:tc>
           <w:tcPr>
-            <w:tcW w:type="dxa" w:w="1814"/>
+            <w:tcW w:type="dxa" w:w="1928"/>
           </w:tcPr>
           <w:p>
             <w:pPr>
@@ -2064,7 +2064,7 @@
         </w:tc>
         <w:tc>
           <w:tcPr>
-            <w:tcW w:type="dxa" w:w="1474"/>
+            <w:tcW w:type="dxa" w:w="1587"/>
           </w:tcPr>
           <w:p>
             <w:pPr>
@@ -2084,7 +2084,7 @@
         </w:tc>
         <w:tc>
           <w:tcPr>
-            <w:tcW w:type="dxa" w:w="1361"/>
+            <w:tcW w:type="dxa" w:w="1474"/>
           </w:tcPr>
           <w:p>
             <w:pPr>
@@ -2104,7 +2104,7 @@
         </w:tc>
         <w:tc>
           <w:tcPr>
-            <w:tcW w:type="dxa" w:w="1701"/>
+            <w:tcW w:type="dxa" w:w="1928"/>
           </w:tcPr>
           <w:p>
             <w:pPr>
@@ -2124,7 +2124,7 @@
         </w:tc>
         <w:tc>
           <w:tcPr>
-            <w:tcW w:type="dxa" w:w="1984"/>
+            <w:tcW w:type="dxa" w:w="2551"/>
           </w:tcPr>
           <w:p>
             <w:pPr>
@@ -2146,7 +2146,7 @@
       <w:tr>
         <w:tc>
           <w:tcPr>
-            <w:tcW w:type="dxa" w:w="1304"/>
+            <w:tcW w:type="dxa" w:w="1361"/>
             <w:shd w:val="clear" w:fill="FBF6F0"/>
           </w:tcPr>
           <w:p>
@@ -2167,7 +2167,7 @@
         </w:tc>
         <w:tc>
           <w:tcPr>
-            <w:tcW w:type="dxa" w:w="1814"/>
+            <w:tcW w:type="dxa" w:w="1928"/>
             <w:shd w:val="clear" w:fill="FBF6F0"/>
           </w:tcPr>
           <w:p>
@@ -2188,7 +2188,7 @@
         </w:tc>
         <w:tc>
           <w:tcPr>
-            <w:tcW w:type="dxa" w:w="1474"/>
+            <w:tcW w:type="dxa" w:w="1587"/>
             <w:shd w:val="clear" w:fill="FBF6F0"/>
           </w:tcPr>
           <w:p>
@@ -2209,7 +2209,7 @@
         </w:tc>
         <w:tc>
           <w:tcPr>
-            <w:tcW w:type="dxa" w:w="1361"/>
+            <w:tcW w:type="dxa" w:w="1474"/>
             <w:shd w:val="clear" w:fill="FBF6F0"/>
           </w:tcPr>
           <w:p>
@@ -2230,7 +2230,7 @@
         </w:tc>
         <w:tc>
           <w:tcPr>
-            <w:tcW w:type="dxa" w:w="1701"/>
+            <w:tcW w:type="dxa" w:w="1928"/>
             <w:shd w:val="clear" w:fill="FBF6F0"/>
           </w:tcPr>
           <w:p>
@@ -2251,7 +2251,7 @@
         </w:tc>
         <w:tc>
           <w:tcPr>
-            <w:tcW w:type="dxa" w:w="1984"/>
+            <w:tcW w:type="dxa" w:w="2551"/>
             <w:shd w:val="clear" w:fill="FBF6F0"/>
           </w:tcPr>
           <w:p>
@@ -2286,12 +2286,12 @@
         </w:tblBorders>
       </w:tblPr>
       <w:tblGrid>
-        <w:gridCol w:w="10313"/>
+        <w:gridCol w:w="11163"/>
       </w:tblGrid>
       <w:tr>
         <w:tc>
           <w:tcPr>
-            <w:tcW w:type="dxa" w:w="10313"/>
+            <w:tcW w:type="dxa" w:w="11163"/>
             <w:shd w:val="clear" w:fill="FFF4E8"/>
           </w:tcPr>
           <w:p>
@@ -2410,15 +2410,15 @@
         </w:tblBorders>
       </w:tblPr>
       <w:tblGrid>
-        <w:gridCol w:w="2578"/>
-        <w:gridCol w:w="2578"/>
-        <w:gridCol w:w="2578"/>
-        <w:gridCol w:w="2578"/>
+        <w:gridCol w:w="2791"/>
+        <w:gridCol w:w="2791"/>
+        <w:gridCol w:w="2791"/>
+        <w:gridCol w:w="2791"/>
       </w:tblGrid>
       <w:tr>
         <w:tc>
           <w:tcPr>
-            <w:tcW w:type="dxa" w:w="1587"/>
+            <w:tcW w:type="dxa" w:w="1644"/>
             <w:shd w:val="clear" w:fill="4A2013"/>
           </w:tcPr>
           <w:p>
@@ -2440,7 +2440,7 @@
         </w:tc>
         <w:tc>
           <w:tcPr>
-            <w:tcW w:type="dxa" w:w="4252"/>
+            <w:tcW w:type="dxa" w:w="4989"/>
             <w:shd w:val="clear" w:fill="4A2013"/>
           </w:tcPr>
           <w:p>
@@ -2462,7 +2462,7 @@
         </w:tc>
         <w:tc>
           <w:tcPr>
-            <w:tcW w:type="dxa" w:w="1814"/>
+            <w:tcW w:type="dxa" w:w="2041"/>
             <w:shd w:val="clear" w:fill="4A2013"/>
           </w:tcPr>
           <w:p>
@@ -2484,7 +2484,7 @@
         </w:tc>
         <w:tc>
           <w:tcPr>
-            <w:tcW w:type="dxa" w:w="1984"/>
+            <w:tcW w:type="dxa" w:w="2154"/>
             <w:shd w:val="clear" w:fill="4A2013"/>
           </w:tcPr>
           <w:p>
@@ -2508,7 +2508,7 @@
       <w:tr>
         <w:tc>
           <w:tcPr>
-            <w:tcW w:type="dxa" w:w="1587"/>
+            <w:tcW w:type="dxa" w:w="1644"/>
           </w:tcPr>
           <w:p>
             <w:pPr>
@@ -2529,7 +2529,7 @@
         </w:tc>
         <w:tc>
           <w:tcPr>
-            <w:tcW w:type="dxa" w:w="4252"/>
+            <w:tcW w:type="dxa" w:w="4989"/>
           </w:tcPr>
           <w:p>
             <w:pPr>
@@ -2550,7 +2550,7 @@
         </w:tc>
         <w:tc>
           <w:tcPr>
-            <w:tcW w:type="dxa" w:w="1814"/>
+            <w:tcW w:type="dxa" w:w="2041"/>
           </w:tcPr>
           <w:p>
             <w:pPr>
@@ -2571,7 +2571,7 @@
         </w:tc>
         <w:tc>
           <w:tcPr>
-            <w:tcW w:type="dxa" w:w="1984"/>
+            <w:tcW w:type="dxa" w:w="2154"/>
           </w:tcPr>
           <w:p>
             <w:pPr>
@@ -2594,7 +2594,7 @@
       <w:tr>
         <w:tc>
           <w:tcPr>
-            <w:tcW w:type="dxa" w:w="1587"/>
+            <w:tcW w:type="dxa" w:w="1644"/>
             <w:shd w:val="clear" w:fill="FBF6F0"/>
           </w:tcPr>
           <w:p>
@@ -2616,7 +2616,7 @@
         </w:tc>
         <w:tc>
           <w:tcPr>
-            <w:tcW w:type="dxa" w:w="4252"/>
+            <w:tcW w:type="dxa" w:w="4989"/>
             <w:shd w:val="clear" w:fill="FBF6F0"/>
           </w:tcPr>
           <w:p>
@@ -2637,7 +2637,7 @@
         </w:tc>
         <w:tc>
           <w:tcPr>
-            <w:tcW w:type="dxa" w:w="1814"/>
+            <w:tcW w:type="dxa" w:w="2041"/>
             <w:shd w:val="clear" w:fill="FBF6F0"/>
           </w:tcPr>
           <w:p>
@@ -2658,7 +2658,7 @@
         </w:tc>
         <w:tc>
           <w:tcPr>
-            <w:tcW w:type="dxa" w:w="1984"/>
+            <w:tcW w:type="dxa" w:w="2154"/>
             <w:shd w:val="clear" w:fill="FBF6F0"/>
           </w:tcPr>
           <w:p>
@@ -2681,7 +2681,7 @@
       <w:tr>
         <w:tc>
           <w:tcPr>
-            <w:tcW w:type="dxa" w:w="1587"/>
+            <w:tcW w:type="dxa" w:w="1644"/>
           </w:tcPr>
           <w:p>
             <w:pPr>
@@ -2702,7 +2702,7 @@
         </w:tc>
         <w:tc>
           <w:tcPr>
-            <w:tcW w:type="dxa" w:w="4252"/>
+            <w:tcW w:type="dxa" w:w="4989"/>
           </w:tcPr>
           <w:p>
             <w:pPr>
@@ -2723,7 +2723,7 @@
         </w:tc>
         <w:tc>
           <w:tcPr>
-            <w:tcW w:type="dxa" w:w="1814"/>
+            <w:tcW w:type="dxa" w:w="2041"/>
           </w:tcPr>
           <w:p>
             <w:pPr>
@@ -2744,7 +2744,7 @@
         </w:tc>
         <w:tc>
           <w:tcPr>
-            <w:tcW w:type="dxa" w:w="1984"/>
+            <w:tcW w:type="dxa" w:w="2154"/>
           </w:tcPr>
           <w:p>
             <w:pPr>
@@ -2767,7 +2767,7 @@
       <w:tr>
         <w:tc>
           <w:tcPr>
-            <w:tcW w:type="dxa" w:w="1587"/>
+            <w:tcW w:type="dxa" w:w="1644"/>
             <w:shd w:val="clear" w:fill="FBF6F0"/>
           </w:tcPr>
           <w:p>
@@ -2789,7 +2789,7 @@
         </w:tc>
         <w:tc>
           <w:tcPr>
-            <w:tcW w:type="dxa" w:w="4252"/>
+            <w:tcW w:type="dxa" w:w="4989"/>
             <w:shd w:val="clear" w:fill="FBF6F0"/>
           </w:tcPr>
           <w:p>
@@ -2810,7 +2810,7 @@
         </w:tc>
         <w:tc>
           <w:tcPr>
-            <w:tcW w:type="dxa" w:w="1814"/>
+            <w:tcW w:type="dxa" w:w="2041"/>
             <w:shd w:val="clear" w:fill="FBF6F0"/>
           </w:tcPr>
           <w:p>
@@ -2831,7 +2831,7 @@
         </w:tc>
         <w:tc>
           <w:tcPr>
-            <w:tcW w:type="dxa" w:w="1984"/>
+            <w:tcW w:type="dxa" w:w="2154"/>
             <w:shd w:val="clear" w:fill="FBF6F0"/>
           </w:tcPr>
           <w:p>
@@ -2854,7 +2854,7 @@
       <w:tr>
         <w:tc>
           <w:tcPr>
-            <w:tcW w:type="dxa" w:w="1587"/>
+            <w:tcW w:type="dxa" w:w="1644"/>
           </w:tcPr>
           <w:p>
             <w:pPr>
@@ -2875,7 +2875,7 @@
         </w:tc>
         <w:tc>
           <w:tcPr>
-            <w:tcW w:type="dxa" w:w="4252"/>
+            <w:tcW w:type="dxa" w:w="4989"/>
           </w:tcPr>
           <w:p>
             <w:pPr>
@@ -2896,7 +2896,7 @@
         </w:tc>
         <w:tc>
           <w:tcPr>
-            <w:tcW w:type="dxa" w:w="1814"/>
+            <w:tcW w:type="dxa" w:w="2041"/>
           </w:tcPr>
           <w:p>
             <w:pPr>
@@ -2917,7 +2917,7 @@
         </w:tc>
         <w:tc>
           <w:tcPr>
-            <w:tcW w:type="dxa" w:w="1984"/>
+            <w:tcW w:type="dxa" w:w="2154"/>
           </w:tcPr>
           <w:p>
             <w:pPr>
@@ -2940,7 +2940,7 @@
       <w:tr>
         <w:tc>
           <w:tcPr>
-            <w:tcW w:type="dxa" w:w="1587"/>
+            <w:tcW w:type="dxa" w:w="1644"/>
             <w:shd w:val="clear" w:fill="FBF6F0"/>
           </w:tcPr>
           <w:p>
@@ -2962,7 +2962,7 @@
         </w:tc>
         <w:tc>
           <w:tcPr>
-            <w:tcW w:type="dxa" w:w="4252"/>
+            <w:tcW w:type="dxa" w:w="4989"/>
             <w:shd w:val="clear" w:fill="FBF6F0"/>
           </w:tcPr>
           <w:p>
@@ -2983,7 +2983,7 @@
         </w:tc>
         <w:tc>
           <w:tcPr>
-            <w:tcW w:type="dxa" w:w="1814"/>
+            <w:tcW w:type="dxa" w:w="2041"/>
             <w:shd w:val="clear" w:fill="FBF6F0"/>
           </w:tcPr>
           <w:p>
@@ -3004,7 +3004,7 @@
         </w:tc>
         <w:tc>
           <w:tcPr>
-            <w:tcW w:type="dxa" w:w="1984"/>
+            <w:tcW w:type="dxa" w:w="2154"/>
             <w:shd w:val="clear" w:fill="FBF6F0"/>
           </w:tcPr>
           <w:p>
@@ -3027,7 +3027,7 @@
       <w:tr>
         <w:tc>
           <w:tcPr>
-            <w:tcW w:type="dxa" w:w="1587"/>
+            <w:tcW w:type="dxa" w:w="1644"/>
           </w:tcPr>
           <w:p>
             <w:pPr>
@@ -3048,7 +3048,7 @@
         </w:tc>
         <w:tc>
           <w:tcPr>
-            <w:tcW w:type="dxa" w:w="4252"/>
+            <w:tcW w:type="dxa" w:w="4989"/>
           </w:tcPr>
           <w:p>
             <w:pPr>
@@ -3069,7 +3069,7 @@
         </w:tc>
         <w:tc>
           <w:tcPr>
-            <w:tcW w:type="dxa" w:w="1814"/>
+            <w:tcW w:type="dxa" w:w="2041"/>
           </w:tcPr>
           <w:p>
             <w:pPr>
@@ -3090,7 +3090,7 @@
         </w:tc>
         <w:tc>
           <w:tcPr>
-            <w:tcW w:type="dxa" w:w="1984"/>
+            <w:tcW w:type="dxa" w:w="2154"/>
           </w:tcPr>
           <w:p>
             <w:pPr>
@@ -3185,14 +3185,14 @@
         </w:tblBorders>
       </w:tblPr>
       <w:tblGrid>
-        <w:gridCol w:w="3438"/>
-        <w:gridCol w:w="3438"/>
-        <w:gridCol w:w="3438"/>
+        <w:gridCol w:w="3721"/>
+        <w:gridCol w:w="3721"/>
+        <w:gridCol w:w="3721"/>
       </w:tblGrid>
       <w:tr>
         <w:tc>
           <w:tcPr>
-            <w:tcW w:type="dxa" w:w="2381"/>
+            <w:tcW w:type="dxa" w:w="2494"/>
             <w:shd w:val="clear" w:fill="4A2013"/>
           </w:tcPr>
           <w:p>
@@ -3214,7 +3214,7 @@
         </w:tc>
         <w:tc>
           <w:tcPr>
-            <w:tcW w:type="dxa" w:w="4819"/>
+            <w:tcW w:type="dxa" w:w="5669"/>
             <w:shd w:val="clear" w:fill="4A2013"/>
           </w:tcPr>
           <w:p>
@@ -3236,7 +3236,7 @@
         </w:tc>
         <w:tc>
           <w:tcPr>
-            <w:tcW w:type="dxa" w:w="2438"/>
+            <w:tcW w:type="dxa" w:w="2665"/>
             <w:shd w:val="clear" w:fill="4A2013"/>
           </w:tcPr>
           <w:p>
@@ -3260,7 +3260,7 @@
       <w:tr>
         <w:tc>
           <w:tcPr>
-            <w:tcW w:type="dxa" w:w="2381"/>
+            <w:tcW w:type="dxa" w:w="2494"/>
           </w:tcPr>
           <w:p>
             <w:pPr>
@@ -3281,7 +3281,7 @@
         </w:tc>
         <w:tc>
           <w:tcPr>
-            <w:tcW w:type="dxa" w:w="4819"/>
+            <w:tcW w:type="dxa" w:w="5669"/>
           </w:tcPr>
           <w:p>
             <w:pPr>
@@ -3302,7 +3302,7 @@
         </w:tc>
         <w:tc>
           <w:tcPr>
-            <w:tcW w:type="dxa" w:w="2438"/>
+            <w:tcW w:type="dxa" w:w="2665"/>
           </w:tcPr>
           <w:p>
             <w:pPr>
@@ -3353,16 +3353,16 @@
         </w:tblBorders>
       </w:tblPr>
       <w:tblGrid>
-        <w:gridCol w:w="2063"/>
-        <w:gridCol w:w="2063"/>
-        <w:gridCol w:w="2063"/>
-        <w:gridCol w:w="2063"/>
-        <w:gridCol w:w="2063"/>
+        <w:gridCol w:w="2233"/>
+        <w:gridCol w:w="2233"/>
+        <w:gridCol w:w="2233"/>
+        <w:gridCol w:w="2233"/>
+        <w:gridCol w:w="2233"/>
       </w:tblGrid>
       <w:tr>
         <w:tc>
           <w:tcPr>
-            <w:tcW w:type="dxa" w:w="1587"/>
+            <w:tcW w:type="dxa" w:w="1644"/>
             <w:shd w:val="clear" w:fill="4A2013"/>
           </w:tcPr>
           <w:p>
@@ -3384,7 +3384,7 @@
         </w:tc>
         <w:tc>
           <w:tcPr>
-            <w:tcW w:type="dxa" w:w="1474"/>
+            <w:tcW w:type="dxa" w:w="1531"/>
             <w:shd w:val="clear" w:fill="4A2013"/>
           </w:tcPr>
           <w:p>
@@ -3406,7 +3406,7 @@
         </w:tc>
         <w:tc>
           <w:tcPr>
-            <w:tcW w:type="dxa" w:w="4195"/>
+            <w:tcW w:type="dxa" w:w="4649"/>
             <w:shd w:val="clear" w:fill="4A2013"/>
           </w:tcPr>
           <w:p>
@@ -3428,7 +3428,7 @@
         </w:tc>
         <w:tc>
           <w:tcPr>
-            <w:tcW w:type="dxa" w:w="1361"/>
+            <w:tcW w:type="dxa" w:w="1474"/>
             <w:shd w:val="clear" w:fill="4A2013"/>
           </w:tcPr>
           <w:p>
@@ -3450,7 +3450,7 @@
         </w:tc>
         <w:tc>
           <w:tcPr>
-            <w:tcW w:type="dxa" w:w="1020"/>
+            <w:tcW w:type="dxa" w:w="1531"/>
             <w:shd w:val="clear" w:fill="4A2013"/>
           </w:tcPr>
           <w:p>
@@ -3474,7 +3474,7 @@
       <w:tr>
         <w:tc>
           <w:tcPr>
-            <w:tcW w:type="dxa" w:w="1587"/>
+            <w:tcW w:type="dxa" w:w="1644"/>
           </w:tcPr>
           <w:p>
             <w:pPr>
@@ -3495,7 +3495,7 @@
         </w:tc>
         <w:tc>
           <w:tcPr>
-            <w:tcW w:type="dxa" w:w="1474"/>
+            <w:tcW w:type="dxa" w:w="1531"/>
           </w:tcPr>
           <w:p>
             <w:pPr>
@@ -3516,7 +3516,7 @@
         </w:tc>
         <w:tc>
           <w:tcPr>
-            <w:tcW w:type="dxa" w:w="4195"/>
+            <w:tcW w:type="dxa" w:w="4649"/>
           </w:tcPr>
           <w:p>
             <w:pPr>
@@ -3537,7 +3537,7 @@
         </w:tc>
         <w:tc>
           <w:tcPr>
-            <w:tcW w:type="dxa" w:w="1361"/>
+            <w:tcW w:type="dxa" w:w="1474"/>
           </w:tcPr>
           <w:p>
             <w:pPr>
@@ -3558,7 +3558,7 @@
         </w:tc>
         <w:tc>
           <w:tcPr>
-            <w:tcW w:type="dxa" w:w="1020"/>
+            <w:tcW w:type="dxa" w:w="1531"/>
           </w:tcPr>
           <w:p>
             <w:pPr>
@@ -3581,7 +3581,7 @@
       <w:tr>
         <w:tc>
           <w:tcPr>
-            <w:tcW w:type="dxa" w:w="1587"/>
+            <w:tcW w:type="dxa" w:w="1644"/>
             <w:shd w:val="clear" w:fill="FBF6F0"/>
           </w:tcPr>
           <w:p>
@@ -3603,7 +3603,7 @@
         </w:tc>
         <w:tc>
           <w:tcPr>
-            <w:tcW w:type="dxa" w:w="1474"/>
+            <w:tcW w:type="dxa" w:w="1531"/>
             <w:shd w:val="clear" w:fill="FBF6F0"/>
           </w:tcPr>
           <w:p>
@@ -3625,7 +3625,7 @@
         </w:tc>
         <w:tc>
           <w:tcPr>
-            <w:tcW w:type="dxa" w:w="4195"/>
+            <w:tcW w:type="dxa" w:w="4649"/>
             <w:shd w:val="clear" w:fill="FBF6F0"/>
           </w:tcPr>
           <w:p>
@@ -3647,7 +3647,7 @@
         </w:tc>
         <w:tc>
           <w:tcPr>
-            <w:tcW w:type="dxa" w:w="1361"/>
+            <w:tcW w:type="dxa" w:w="1474"/>
             <w:shd w:val="clear" w:fill="FBF6F0"/>
           </w:tcPr>
           <w:p>
@@ -3669,7 +3669,7 @@
         </w:tc>
         <w:tc>
           <w:tcPr>
-            <w:tcW w:type="dxa" w:w="1020"/>
+            <w:tcW w:type="dxa" w:w="1531"/>
             <w:shd w:val="clear" w:fill="FBF6F0"/>
           </w:tcPr>
           <w:p>
@@ -3693,7 +3693,7 @@
       <w:tr>
         <w:tc>
           <w:tcPr>
-            <w:tcW w:type="dxa" w:w="1587"/>
+            <w:tcW w:type="dxa" w:w="1644"/>
           </w:tcPr>
           <w:p>
             <w:pPr>
@@ -3714,7 +3714,7 @@
         </w:tc>
         <w:tc>
           <w:tcPr>
-            <w:tcW w:type="dxa" w:w="1474"/>
+            <w:tcW w:type="dxa" w:w="1531"/>
           </w:tcPr>
           <w:p>
             <w:pPr>
@@ -3735,7 +3735,7 @@
         </w:tc>
         <w:tc>
           <w:tcPr>
-            <w:tcW w:type="dxa" w:w="4195"/>
+            <w:tcW w:type="dxa" w:w="4649"/>
           </w:tcPr>
           <w:p>
             <w:pPr>
@@ -3756,7 +3756,7 @@
         </w:tc>
         <w:tc>
           <w:tcPr>
-            <w:tcW w:type="dxa" w:w="1361"/>
+            <w:tcW w:type="dxa" w:w="1474"/>
           </w:tcPr>
           <w:p>
             <w:pPr>
@@ -3777,7 +3777,7 @@
         </w:tc>
         <w:tc>
           <w:tcPr>
-            <w:tcW w:type="dxa" w:w="1020"/>
+            <w:tcW w:type="dxa" w:w="1531"/>
           </w:tcPr>
           <w:p>
             <w:pPr>
@@ -3828,13 +3828,13 @@
         </w:tblBorders>
       </w:tblPr>
       <w:tblGrid>
-        <w:gridCol w:w="5156"/>
-        <w:gridCol w:w="5156"/>
+        <w:gridCol w:w="5581"/>
+        <w:gridCol w:w="5581"/>
       </w:tblGrid>
       <w:tr>
         <w:tc>
           <w:tcPr>
-            <w:tcW w:type="dxa" w:w="2835"/>
+            <w:tcW w:type="dxa" w:w="2891"/>
             <w:shd w:val="clear" w:fill="4A2013"/>
           </w:tcPr>
           <w:p>
@@ -3856,7 +3856,7 @@
         </w:tc>
         <w:tc>
           <w:tcPr>
-            <w:tcW w:type="dxa" w:w="6803"/>
+            <w:tcW w:type="dxa" w:w="7937"/>
             <w:shd w:val="clear" w:fill="4A2013"/>
           </w:tcPr>
           <w:p>
@@ -3880,7 +3880,7 @@
       <w:tr>
         <w:tc>
           <w:tcPr>
-            <w:tcW w:type="dxa" w:w="2835"/>
+            <w:tcW w:type="dxa" w:w="2891"/>
           </w:tcPr>
           <w:p>
             <w:pPr>
@@ -3901,7 +3901,7 @@
         </w:tc>
         <w:tc>
           <w:tcPr>
-            <w:tcW w:type="dxa" w:w="6803"/>
+            <w:tcW w:type="dxa" w:w="7937"/>
           </w:tcPr>
           <w:p>
             <w:pPr>
@@ -3924,7 +3924,7 @@
       <w:tr>
         <w:tc>
           <w:tcPr>
-            <w:tcW w:type="dxa" w:w="2835"/>
+            <w:tcW w:type="dxa" w:w="2891"/>
             <w:shd w:val="clear" w:fill="FBF6F0"/>
           </w:tcPr>
           <w:p>
@@ -3946,7 +3946,7 @@
         </w:tc>
         <w:tc>
           <w:tcPr>
-            <w:tcW w:type="dxa" w:w="6803"/>
+            <w:tcW w:type="dxa" w:w="7937"/>
             <w:shd w:val="clear" w:fill="FBF6F0"/>
           </w:tcPr>
           <w:p>
@@ -3970,7 +3970,7 @@
       <w:tr>
         <w:tc>
           <w:tcPr>
-            <w:tcW w:type="dxa" w:w="2835"/>
+            <w:tcW w:type="dxa" w:w="2891"/>
           </w:tcPr>
           <w:p>
             <w:pPr>
@@ -3991,7 +3991,7 @@
         </w:tc>
         <w:tc>
           <w:tcPr>
-            <w:tcW w:type="dxa" w:w="6803"/>
+            <w:tcW w:type="dxa" w:w="7937"/>
           </w:tcPr>
           <w:p>
             <w:pPr>
@@ -4042,13 +4042,13 @@
         </w:tblBorders>
       </w:tblPr>
       <w:tblGrid>
-        <w:gridCol w:w="5156"/>
-        <w:gridCol w:w="5156"/>
+        <w:gridCol w:w="5581"/>
+        <w:gridCol w:w="5581"/>
       </w:tblGrid>
       <w:tr>
         <w:tc>
           <w:tcPr>
-            <w:tcW w:type="dxa" w:w="3685"/>
+            <w:tcW w:type="dxa" w:w="3798"/>
             <w:shd w:val="clear" w:fill="4A2013"/>
           </w:tcPr>
           <w:p>
@@ -4070,7 +4070,7 @@
         </w:tc>
         <w:tc>
           <w:tcPr>
-            <w:tcW w:type="dxa" w:w="5953"/>
+            <w:tcW w:type="dxa" w:w="7030"/>
             <w:shd w:val="clear" w:fill="4A2013"/>
           </w:tcPr>
           <w:p>
@@ -4094,7 +4094,7 @@
       <w:tr>
         <w:tc>
           <w:tcPr>
-            <w:tcW w:type="dxa" w:w="3685"/>
+            <w:tcW w:type="dxa" w:w="3798"/>
           </w:tcPr>
           <w:p>
             <w:pPr>
@@ -4115,7 +4115,7 @@
         </w:tc>
         <w:tc>
           <w:tcPr>
-            <w:tcW w:type="dxa" w:w="5953"/>
+            <w:tcW w:type="dxa" w:w="7030"/>
           </w:tcPr>
           <w:p>
             <w:pPr>
@@ -4138,7 +4138,7 @@
       <w:tr>
         <w:tc>
           <w:tcPr>
-            <w:tcW w:type="dxa" w:w="3685"/>
+            <w:tcW w:type="dxa" w:w="3798"/>
             <w:shd w:val="clear" w:fill="FBF6F0"/>
           </w:tcPr>
           <w:p>
@@ -4160,7 +4160,7 @@
         </w:tc>
         <w:tc>
           <w:tcPr>
-            <w:tcW w:type="dxa" w:w="5953"/>
+            <w:tcW w:type="dxa" w:w="7030"/>
             <w:shd w:val="clear" w:fill="FBF6F0"/>
           </w:tcPr>
           <w:p>
@@ -4201,12 +4201,12 @@
         </w:tblBorders>
       </w:tblPr>
       <w:tblGrid>
-        <w:gridCol w:w="10313"/>
+        <w:gridCol w:w="11163"/>
       </w:tblGrid>
       <w:tr>
         <w:tc>
           <w:tcPr>
-            <w:tcW w:type="dxa" w:w="10313"/>
+            <w:tcW w:type="dxa" w:w="11163"/>
             <w:shd w:val="clear" w:fill="FFF4E8"/>
           </w:tcPr>
           <w:p>
@@ -4275,14 +4275,14 @@
         </w:tblBorders>
       </w:tblPr>
       <w:tblGrid>
-        <w:gridCol w:w="3438"/>
-        <w:gridCol w:w="3438"/>
-        <w:gridCol w:w="3438"/>
+        <w:gridCol w:w="3721"/>
+        <w:gridCol w:w="3721"/>
+        <w:gridCol w:w="3721"/>
       </w:tblGrid>
       <w:tr>
         <w:tc>
           <w:tcPr>
-            <w:tcW w:type="dxa" w:w="2381"/>
+            <w:tcW w:type="dxa" w:w="2494"/>
             <w:shd w:val="clear" w:fill="4A2013"/>
           </w:tcPr>
           <w:p>
@@ -4304,7 +4304,7 @@
         </w:tc>
         <w:tc>
           <w:tcPr>
-            <w:tcW w:type="dxa" w:w="4819"/>
+            <w:tcW w:type="dxa" w:w="5669"/>
             <w:shd w:val="clear" w:fill="4A2013"/>
           </w:tcPr>
           <w:p>
@@ -4326,7 +4326,7 @@
         </w:tc>
         <w:tc>
           <w:tcPr>
-            <w:tcW w:type="dxa" w:w="2438"/>
+            <w:tcW w:type="dxa" w:w="2665"/>
             <w:shd w:val="clear" w:fill="4A2013"/>
           </w:tcPr>
           <w:p>
@@ -4350,7 +4350,7 @@
       <w:tr>
         <w:tc>
           <w:tcPr>
-            <w:tcW w:type="dxa" w:w="2381"/>
+            <w:tcW w:type="dxa" w:w="2494"/>
           </w:tcPr>
           <w:p>
             <w:pPr>
@@ -4371,7 +4371,7 @@
         </w:tc>
         <w:tc>
           <w:tcPr>
-            <w:tcW w:type="dxa" w:w="4819"/>
+            <w:tcW w:type="dxa" w:w="5669"/>
           </w:tcPr>
           <w:p>
             <w:pPr>
@@ -4392,7 +4392,7 @@
         </w:tc>
         <w:tc>
           <w:tcPr>
-            <w:tcW w:type="dxa" w:w="2438"/>
+            <w:tcW w:type="dxa" w:w="2665"/>
           </w:tcPr>
           <w:p>
             <w:pPr>
@@ -4443,16 +4443,16 @@
         </w:tblBorders>
       </w:tblPr>
       <w:tblGrid>
-        <w:gridCol w:w="2063"/>
-        <w:gridCol w:w="2063"/>
-        <w:gridCol w:w="2063"/>
-        <w:gridCol w:w="2063"/>
-        <w:gridCol w:w="2063"/>
+        <w:gridCol w:w="2233"/>
+        <w:gridCol w:w="2233"/>
+        <w:gridCol w:w="2233"/>
+        <w:gridCol w:w="2233"/>
+        <w:gridCol w:w="2233"/>
       </w:tblGrid>
       <w:tr>
         <w:tc>
           <w:tcPr>
-            <w:tcW w:type="dxa" w:w="1587"/>
+            <w:tcW w:type="dxa" w:w="1644"/>
             <w:shd w:val="clear" w:fill="4A2013"/>
           </w:tcPr>
           <w:p>
@@ -4474,7 +4474,7 @@
         </w:tc>
         <w:tc>
           <w:tcPr>
-            <w:tcW w:type="dxa" w:w="1474"/>
+            <w:tcW w:type="dxa" w:w="1531"/>
             <w:shd w:val="clear" w:fill="4A2013"/>
           </w:tcPr>
           <w:p>
@@ -4496,7 +4496,7 @@
         </w:tc>
         <w:tc>
           <w:tcPr>
-            <w:tcW w:type="dxa" w:w="4195"/>
+            <w:tcW w:type="dxa" w:w="4649"/>
             <w:shd w:val="clear" w:fill="4A2013"/>
           </w:tcPr>
           <w:p>
@@ -4518,7 +4518,7 @@
         </w:tc>
         <w:tc>
           <w:tcPr>
-            <w:tcW w:type="dxa" w:w="1361"/>
+            <w:tcW w:type="dxa" w:w="1474"/>
             <w:shd w:val="clear" w:fill="4A2013"/>
           </w:tcPr>
           <w:p>
@@ -4540,7 +4540,7 @@
         </w:tc>
         <w:tc>
           <w:tcPr>
-            <w:tcW w:type="dxa" w:w="1020"/>
+            <w:tcW w:type="dxa" w:w="1531"/>
             <w:shd w:val="clear" w:fill="4A2013"/>
           </w:tcPr>
           <w:p>
@@ -4564,7 +4564,7 @@
       <w:tr>
         <w:tc>
           <w:tcPr>
-            <w:tcW w:type="dxa" w:w="1587"/>
+            <w:tcW w:type="dxa" w:w="1644"/>
           </w:tcPr>
           <w:p>
             <w:pPr>
@@ -4585,7 +4585,7 @@
         </w:tc>
         <w:tc>
           <w:tcPr>
-            <w:tcW w:type="dxa" w:w="1474"/>
+            <w:tcW w:type="dxa" w:w="1531"/>
           </w:tcPr>
           <w:p>
             <w:pPr>
@@ -4606,7 +4606,7 @@
         </w:tc>
         <w:tc>
           <w:tcPr>
-            <w:tcW w:type="dxa" w:w="4195"/>
+            <w:tcW w:type="dxa" w:w="4649"/>
           </w:tcPr>
           <w:p>
             <w:pPr>
@@ -4627,7 +4627,7 @@
         </w:tc>
         <w:tc>
           <w:tcPr>
-            <w:tcW w:type="dxa" w:w="1361"/>
+            <w:tcW w:type="dxa" w:w="1474"/>
           </w:tcPr>
           <w:p>
             <w:pPr>
@@ -4648,7 +4648,7 @@
         </w:tc>
         <w:tc>
           <w:tcPr>
-            <w:tcW w:type="dxa" w:w="1020"/>
+            <w:tcW w:type="dxa" w:w="1531"/>
           </w:tcPr>
           <w:p>
             <w:pPr>
@@ -4671,7 +4671,7 @@
       <w:tr>
         <w:tc>
           <w:tcPr>
-            <w:tcW w:type="dxa" w:w="1587"/>
+            <w:tcW w:type="dxa" w:w="1644"/>
             <w:shd w:val="clear" w:fill="FBF6F0"/>
           </w:tcPr>
           <w:p>
@@ -4692,7 +4692,7 @@
         </w:tc>
         <w:tc>
           <w:tcPr>
-            <w:tcW w:type="dxa" w:w="1474"/>
+            <w:tcW w:type="dxa" w:w="1531"/>
             <w:shd w:val="clear" w:fill="FBF6F0"/>
           </w:tcPr>
           <w:p>
@@ -4713,7 +4713,7 @@
         </w:tc>
         <w:tc>
           <w:tcPr>
-            <w:tcW w:type="dxa" w:w="4195"/>
+            <w:tcW w:type="dxa" w:w="4649"/>
             <w:shd w:val="clear" w:fill="FBF6F0"/>
           </w:tcPr>
           <w:p>
@@ -4734,7 +4734,7 @@
         </w:tc>
         <w:tc>
           <w:tcPr>
-            <w:tcW w:type="dxa" w:w="1361"/>
+            <w:tcW w:type="dxa" w:w="1474"/>
             <w:shd w:val="clear" w:fill="FBF6F0"/>
           </w:tcPr>
           <w:p>
@@ -4755,7 +4755,7 @@
         </w:tc>
         <w:tc>
           <w:tcPr>
-            <w:tcW w:type="dxa" w:w="1020"/>
+            <w:tcW w:type="dxa" w:w="1531"/>
             <w:shd w:val="clear" w:fill="FBF6F0"/>
           </w:tcPr>
           <w:p>
@@ -4778,7 +4778,7 @@
       <w:tr>
         <w:tc>
           <w:tcPr>
-            <w:tcW w:type="dxa" w:w="1587"/>
+            <w:tcW w:type="dxa" w:w="1644"/>
           </w:tcPr>
           <w:p>
             <w:pPr>
@@ -4798,7 +4798,7 @@
         </w:tc>
         <w:tc>
           <w:tcPr>
-            <w:tcW w:type="dxa" w:w="1474"/>
+            <w:tcW w:type="dxa" w:w="1531"/>
           </w:tcPr>
           <w:p>
             <w:pPr>
@@ -4818,7 +4818,7 @@
         </w:tc>
         <w:tc>
           <w:tcPr>
-            <w:tcW w:type="dxa" w:w="4195"/>
+            <w:tcW w:type="dxa" w:w="4649"/>
           </w:tcPr>
           <w:p>
             <w:pPr>
@@ -4838,7 +4838,7 @@
         </w:tc>
         <w:tc>
           <w:tcPr>
-            <w:tcW w:type="dxa" w:w="1361"/>
+            <w:tcW w:type="dxa" w:w="1474"/>
           </w:tcPr>
           <w:p>
             <w:pPr>
@@ -4858,7 +4858,7 @@
         </w:tc>
         <w:tc>
           <w:tcPr>
-            <w:tcW w:type="dxa" w:w="1020"/>
+            <w:tcW w:type="dxa" w:w="1531"/>
           </w:tcPr>
           <w:p>
             <w:pPr>
@@ -4880,7 +4880,7 @@
       <w:tr>
         <w:tc>
           <w:tcPr>
-            <w:tcW w:type="dxa" w:w="1587"/>
+            <w:tcW w:type="dxa" w:w="1644"/>
             <w:shd w:val="clear" w:fill="FBF6F0"/>
           </w:tcPr>
           <w:p>
@@ -4901,7 +4901,7 @@
         </w:tc>
         <w:tc>
           <w:tcPr>
-            <w:tcW w:type="dxa" w:w="1474"/>
+            <w:tcW w:type="dxa" w:w="1531"/>
             <w:shd w:val="clear" w:fill="FBF6F0"/>
           </w:tcPr>
           <w:p>
@@ -4922,7 +4922,7 @@
         </w:tc>
         <w:tc>
           <w:tcPr>
-            <w:tcW w:type="dxa" w:w="4195"/>
+            <w:tcW w:type="dxa" w:w="4649"/>
             <w:shd w:val="clear" w:fill="FBF6F0"/>
           </w:tcPr>
           <w:p>
@@ -4943,7 +4943,7 @@
         </w:tc>
         <w:tc>
           <w:tcPr>
-            <w:tcW w:type="dxa" w:w="1361"/>
+            <w:tcW w:type="dxa" w:w="1474"/>
             <w:shd w:val="clear" w:fill="FBF6F0"/>
           </w:tcPr>
           <w:p>
@@ -4964,7 +4964,7 @@
         </w:tc>
         <w:tc>
           <w:tcPr>
-            <w:tcW w:type="dxa" w:w="1020"/>
+            <w:tcW w:type="dxa" w:w="1531"/>
             <w:shd w:val="clear" w:fill="FBF6F0"/>
           </w:tcPr>
           <w:p>
@@ -5015,13 +5015,13 @@
         </w:tblBorders>
       </w:tblPr>
       <w:tblGrid>
-        <w:gridCol w:w="5156"/>
-        <w:gridCol w:w="5156"/>
+        <w:gridCol w:w="5581"/>
+        <w:gridCol w:w="5581"/>
       </w:tblGrid>
       <w:tr>
         <w:tc>
           <w:tcPr>
-            <w:tcW w:type="dxa" w:w="2835"/>
+            <w:tcW w:type="dxa" w:w="2891"/>
             <w:shd w:val="clear" w:fill="4A2013"/>
           </w:tcPr>
           <w:p>
@@ -5043,7 +5043,7 @@
         </w:tc>
         <w:tc>
           <w:tcPr>
-            <w:tcW w:type="dxa" w:w="6803"/>
+            <w:tcW w:type="dxa" w:w="7937"/>
             <w:shd w:val="clear" w:fill="4A2013"/>
           </w:tcPr>
           <w:p>
@@ -5067,7 +5067,7 @@
       <w:tr>
         <w:tc>
           <w:tcPr>
-            <w:tcW w:type="dxa" w:w="2835"/>
+            <w:tcW w:type="dxa" w:w="2891"/>
           </w:tcPr>
           <w:p>
             <w:pPr>
@@ -5088,7 +5088,7 @@
         </w:tc>
         <w:tc>
           <w:tcPr>
-            <w:tcW w:type="dxa" w:w="6803"/>
+            <w:tcW w:type="dxa" w:w="7937"/>
           </w:tcPr>
           <w:p>
             <w:pPr>
@@ -5111,7 +5111,7 @@
       <w:tr>
         <w:tc>
           <w:tcPr>
-            <w:tcW w:type="dxa" w:w="2835"/>
+            <w:tcW w:type="dxa" w:w="2891"/>
             <w:shd w:val="clear" w:fill="FBF6F0"/>
           </w:tcPr>
           <w:p>
@@ -5133,7 +5133,7 @@
         </w:tc>
         <w:tc>
           <w:tcPr>
-            <w:tcW w:type="dxa" w:w="6803"/>
+            <w:tcW w:type="dxa" w:w="7937"/>
             <w:shd w:val="clear" w:fill="FBF6F0"/>
           </w:tcPr>
           <w:p>
@@ -5157,7 +5157,7 @@
       <w:tr>
         <w:tc>
           <w:tcPr>
-            <w:tcW w:type="dxa" w:w="2835"/>
+            <w:tcW w:type="dxa" w:w="2891"/>
           </w:tcPr>
           <w:p>
             <w:pPr>
@@ -5178,7 +5178,7 @@
         </w:tc>
         <w:tc>
           <w:tcPr>
-            <w:tcW w:type="dxa" w:w="6803"/>
+            <w:tcW w:type="dxa" w:w="7937"/>
           </w:tcPr>
           <w:p>
             <w:pPr>
@@ -5229,13 +5229,13 @@
         </w:tblBorders>
       </w:tblPr>
       <w:tblGrid>
-        <w:gridCol w:w="5156"/>
-        <w:gridCol w:w="5156"/>
+        <w:gridCol w:w="5581"/>
+        <w:gridCol w:w="5581"/>
       </w:tblGrid>
       <w:tr>
         <w:tc>
           <w:tcPr>
-            <w:tcW w:type="dxa" w:w="3685"/>
+            <w:tcW w:type="dxa" w:w="3798"/>
             <w:shd w:val="clear" w:fill="4A2013"/>
           </w:tcPr>
           <w:p>
@@ -5257,7 +5257,7 @@
         </w:tc>
         <w:tc>
           <w:tcPr>
-            <w:tcW w:type="dxa" w:w="5953"/>
+            <w:tcW w:type="dxa" w:w="7030"/>
             <w:shd w:val="clear" w:fill="4A2013"/>
           </w:tcPr>
           <w:p>
@@ -5281,7 +5281,7 @@
       <w:tr>
         <w:tc>
           <w:tcPr>
-            <w:tcW w:type="dxa" w:w="3685"/>
+            <w:tcW w:type="dxa" w:w="3798"/>
           </w:tcPr>
           <w:p>
             <w:pPr>
@@ -5302,7 +5302,7 @@
         </w:tc>
         <w:tc>
           <w:tcPr>
-            <w:tcW w:type="dxa" w:w="5953"/>
+            <w:tcW w:type="dxa" w:w="7030"/>
           </w:tcPr>
           <w:p>
             <w:pPr>
@@ -5325,7 +5325,7 @@
       <w:tr>
         <w:tc>
           <w:tcPr>
-            <w:tcW w:type="dxa" w:w="3685"/>
+            <w:tcW w:type="dxa" w:w="3798"/>
             <w:shd w:val="clear" w:fill="FBF6F0"/>
           </w:tcPr>
           <w:p>
@@ -5346,7 +5346,7 @@
         </w:tc>
         <w:tc>
           <w:tcPr>
-            <w:tcW w:type="dxa" w:w="5953"/>
+            <w:tcW w:type="dxa" w:w="7030"/>
             <w:shd w:val="clear" w:fill="FBF6F0"/>
           </w:tcPr>
           <w:p>
@@ -5402,14 +5402,14 @@
         </w:tblBorders>
       </w:tblPr>
       <w:tblGrid>
-        <w:gridCol w:w="3438"/>
-        <w:gridCol w:w="3438"/>
-        <w:gridCol w:w="3438"/>
+        <w:gridCol w:w="3721"/>
+        <w:gridCol w:w="3721"/>
+        <w:gridCol w:w="3721"/>
       </w:tblGrid>
       <w:tr>
         <w:tc>
           <w:tcPr>
-            <w:tcW w:type="dxa" w:w="2381"/>
+            <w:tcW w:type="dxa" w:w="2494"/>
             <w:shd w:val="clear" w:fill="4A2013"/>
           </w:tcPr>
           <w:p>
@@ -5431,7 +5431,7 @@
         </w:tc>
         <w:tc>
           <w:tcPr>
-            <w:tcW w:type="dxa" w:w="4819"/>
+            <w:tcW w:type="dxa" w:w="5669"/>
             <w:shd w:val="clear" w:fill="4A2013"/>
           </w:tcPr>
           <w:p>
@@ -5453,7 +5453,7 @@
         </w:tc>
         <w:tc>
           <w:tcPr>
-            <w:tcW w:type="dxa" w:w="2438"/>
+            <w:tcW w:type="dxa" w:w="2665"/>
             <w:shd w:val="clear" w:fill="4A2013"/>
           </w:tcPr>
           <w:p>
@@ -5477,7 +5477,7 @@
       <w:tr>
         <w:tc>
           <w:tcPr>
-            <w:tcW w:type="dxa" w:w="2381"/>
+            <w:tcW w:type="dxa" w:w="2494"/>
           </w:tcPr>
           <w:p>
             <w:pPr>
@@ -5498,7 +5498,7 @@
         </w:tc>
         <w:tc>
           <w:tcPr>
-            <w:tcW w:type="dxa" w:w="4819"/>
+            <w:tcW w:type="dxa" w:w="5669"/>
           </w:tcPr>
           <w:p>
             <w:pPr>
@@ -5519,7 +5519,7 @@
         </w:tc>
         <w:tc>
           <w:tcPr>
-            <w:tcW w:type="dxa" w:w="2438"/>
+            <w:tcW w:type="dxa" w:w="2665"/>
           </w:tcPr>
           <w:p>
             <w:pPr>
@@ -5570,16 +5570,16 @@
         </w:tblBorders>
       </w:tblPr>
       <w:tblGrid>
-        <w:gridCol w:w="2063"/>
-        <w:gridCol w:w="2063"/>
-        <w:gridCol w:w="2063"/>
-        <w:gridCol w:w="2063"/>
-        <w:gridCol w:w="2063"/>
+        <w:gridCol w:w="2233"/>
+        <w:gridCol w:w="2233"/>
+        <w:gridCol w:w="2233"/>
+        <w:gridCol w:w="2233"/>
+        <w:gridCol w:w="2233"/>
       </w:tblGrid>
       <w:tr>
         <w:tc>
           <w:tcPr>
-            <w:tcW w:type="dxa" w:w="1587"/>
+            <w:tcW w:type="dxa" w:w="1644"/>
             <w:shd w:val="clear" w:fill="4A2013"/>
           </w:tcPr>
           <w:p>
@@ -5601,7 +5601,7 @@
         </w:tc>
         <w:tc>
           <w:tcPr>
-            <w:tcW w:type="dxa" w:w="1474"/>
+            <w:tcW w:type="dxa" w:w="1531"/>
             <w:shd w:val="clear" w:fill="4A2013"/>
           </w:tcPr>
           <w:p>
@@ -5623,7 +5623,7 @@
         </w:tc>
         <w:tc>
           <w:tcPr>
-            <w:tcW w:type="dxa" w:w="4195"/>
+            <w:tcW w:type="dxa" w:w="4649"/>
             <w:shd w:val="clear" w:fill="4A2013"/>
           </w:tcPr>
           <w:p>
@@ -5645,7 +5645,7 @@
         </w:tc>
         <w:tc>
           <w:tcPr>
-            <w:tcW w:type="dxa" w:w="1361"/>
+            <w:tcW w:type="dxa" w:w="1474"/>
             <w:shd w:val="clear" w:fill="4A2013"/>
           </w:tcPr>
           <w:p>
@@ -5667,7 +5667,7 @@
         </w:tc>
         <w:tc>
           <w:tcPr>
-            <w:tcW w:type="dxa" w:w="1020"/>
+            <w:tcW w:type="dxa" w:w="1531"/>
             <w:shd w:val="clear" w:fill="4A2013"/>
           </w:tcPr>
           <w:p>
@@ -5691,7 +5691,7 @@
       <w:tr>
         <w:tc>
           <w:tcPr>
-            <w:tcW w:type="dxa" w:w="1587"/>
+            <w:tcW w:type="dxa" w:w="1644"/>
           </w:tcPr>
           <w:p>
             <w:pPr>
@@ -5712,7 +5712,7 @@
         </w:tc>
         <w:tc>
           <w:tcPr>
-            <w:tcW w:type="dxa" w:w="1474"/>
+            <w:tcW w:type="dxa" w:w="1531"/>
           </w:tcPr>
           <w:p>
             <w:pPr>
@@ -5733,7 +5733,7 @@
         </w:tc>
         <w:tc>
           <w:tcPr>
-            <w:tcW w:type="dxa" w:w="4195"/>
+            <w:tcW w:type="dxa" w:w="4649"/>
           </w:tcPr>
           <w:p>
             <w:pPr>
@@ -5754,7 +5754,7 @@
         </w:tc>
         <w:tc>
           <w:tcPr>
-            <w:tcW w:type="dxa" w:w="1361"/>
+            <w:tcW w:type="dxa" w:w="1474"/>
           </w:tcPr>
           <w:p>
             <w:pPr>
@@ -5775,7 +5775,7 @@
         </w:tc>
         <w:tc>
           <w:tcPr>
-            <w:tcW w:type="dxa" w:w="1020"/>
+            <w:tcW w:type="dxa" w:w="1531"/>
           </w:tcPr>
           <w:p>
             <w:pPr>
@@ -5798,7 +5798,7 @@
       <w:tr>
         <w:tc>
           <w:tcPr>
-            <w:tcW w:type="dxa" w:w="1587"/>
+            <w:tcW w:type="dxa" w:w="1644"/>
             <w:shd w:val="clear" w:fill="FBF6F0"/>
           </w:tcPr>
           <w:p>
@@ -5819,7 +5819,7 @@
         </w:tc>
         <w:tc>
           <w:tcPr>
-            <w:tcW w:type="dxa" w:w="1474"/>
+            <w:tcW w:type="dxa" w:w="1531"/>
             <w:shd w:val="clear" w:fill="FBF6F0"/>
           </w:tcPr>
           <w:p>
@@ -5840,7 +5840,7 @@
         </w:tc>
         <w:tc>
           <w:tcPr>
-            <w:tcW w:type="dxa" w:w="4195"/>
+            <w:tcW w:type="dxa" w:w="4649"/>
             <w:shd w:val="clear" w:fill="FBF6F0"/>
           </w:tcPr>
           <w:p>
@@ -5861,7 +5861,7 @@
         </w:tc>
         <w:tc>
           <w:tcPr>
-            <w:tcW w:type="dxa" w:w="1361"/>
+            <w:tcW w:type="dxa" w:w="1474"/>
             <w:shd w:val="clear" w:fill="FBF6F0"/>
           </w:tcPr>
           <w:p>
@@ -5882,7 +5882,7 @@
         </w:tc>
         <w:tc>
           <w:tcPr>
-            <w:tcW w:type="dxa" w:w="1020"/>
+            <w:tcW w:type="dxa" w:w="1531"/>
             <w:shd w:val="clear" w:fill="FBF6F0"/>
           </w:tcPr>
           <w:p>
@@ -5905,7 +5905,7 @@
       <w:tr>
         <w:tc>
           <w:tcPr>
-            <w:tcW w:type="dxa" w:w="1587"/>
+            <w:tcW w:type="dxa" w:w="1644"/>
           </w:tcPr>
           <w:p>
             <w:pPr>
@@ -5925,7 +5925,7 @@
         </w:tc>
         <w:tc>
           <w:tcPr>
-            <w:tcW w:type="dxa" w:w="1474"/>
+            <w:tcW w:type="dxa" w:w="1531"/>
           </w:tcPr>
           <w:p>
             <w:pPr>
@@ -5945,7 +5945,7 @@
         </w:tc>
         <w:tc>
           <w:tcPr>
-            <w:tcW w:type="dxa" w:w="4195"/>
+            <w:tcW w:type="dxa" w:w="4649"/>
           </w:tcPr>
           <w:p>
             <w:pPr>
@@ -5965,7 +5965,7 @@
         </w:tc>
         <w:tc>
           <w:tcPr>
-            <w:tcW w:type="dxa" w:w="1361"/>
+            <w:tcW w:type="dxa" w:w="1474"/>
           </w:tcPr>
           <w:p>
             <w:pPr>
@@ -5985,7 +5985,7 @@
         </w:tc>
         <w:tc>
           <w:tcPr>
-            <w:tcW w:type="dxa" w:w="1020"/>
+            <w:tcW w:type="dxa" w:w="1531"/>
           </w:tcPr>
           <w:p>
             <w:pPr>
@@ -6007,7 +6007,7 @@
       <w:tr>
         <w:tc>
           <w:tcPr>
-            <w:tcW w:type="dxa" w:w="1587"/>
+            <w:tcW w:type="dxa" w:w="1644"/>
             <w:shd w:val="clear" w:fill="FBF6F0"/>
           </w:tcPr>
           <w:p>
@@ -6028,7 +6028,7 @@
         </w:tc>
         <w:tc>
           <w:tcPr>
-            <w:tcW w:type="dxa" w:w="1474"/>
+            <w:tcW w:type="dxa" w:w="1531"/>
             <w:shd w:val="clear" w:fill="FBF6F0"/>
           </w:tcPr>
           <w:p>
@@ -6049,7 +6049,7 @@
         </w:tc>
         <w:tc>
           <w:tcPr>
-            <w:tcW w:type="dxa" w:w="4195"/>
+            <w:tcW w:type="dxa" w:w="4649"/>
             <w:shd w:val="clear" w:fill="FBF6F0"/>
           </w:tcPr>
           <w:p>
@@ -6070,7 +6070,7 @@
         </w:tc>
         <w:tc>
           <w:tcPr>
-            <w:tcW w:type="dxa" w:w="1361"/>
+            <w:tcW w:type="dxa" w:w="1474"/>
             <w:shd w:val="clear" w:fill="FBF6F0"/>
           </w:tcPr>
           <w:p>
@@ -6091,7 +6091,7 @@
         </w:tc>
         <w:tc>
           <w:tcPr>
-            <w:tcW w:type="dxa" w:w="1020"/>
+            <w:tcW w:type="dxa" w:w="1531"/>
             <w:shd w:val="clear" w:fill="FBF6F0"/>
           </w:tcPr>
           <w:p>
@@ -6142,13 +6142,13 @@
         </w:tblBorders>
       </w:tblPr>
       <w:tblGrid>
-        <w:gridCol w:w="5156"/>
-        <w:gridCol w:w="5156"/>
+        <w:gridCol w:w="5581"/>
+        <w:gridCol w:w="5581"/>
       </w:tblGrid>
       <w:tr>
         <w:tc>
           <w:tcPr>
-            <w:tcW w:type="dxa" w:w="2835"/>
+            <w:tcW w:type="dxa" w:w="2891"/>
             <w:shd w:val="clear" w:fill="4A2013"/>
           </w:tcPr>
           <w:p>
@@ -6170,7 +6170,7 @@
         </w:tc>
         <w:tc>
           <w:tcPr>
-            <w:tcW w:type="dxa" w:w="6803"/>
+            <w:tcW w:type="dxa" w:w="7937"/>
             <w:shd w:val="clear" w:fill="4A2013"/>
           </w:tcPr>
           <w:p>
@@ -6194,7 +6194,7 @@
       <w:tr>
         <w:tc>
           <w:tcPr>
-            <w:tcW w:type="dxa" w:w="2835"/>
+            <w:tcW w:type="dxa" w:w="2891"/>
           </w:tcPr>
           <w:p>
             <w:pPr>
@@ -6215,7 +6215,7 @@
         </w:tc>
         <w:tc>
           <w:tcPr>
-            <w:tcW w:type="dxa" w:w="6803"/>
+            <w:tcW w:type="dxa" w:w="7937"/>
           </w:tcPr>
           <w:p>
             <w:pPr>
@@ -6238,7 +6238,7 @@
       <w:tr>
         <w:tc>
           <w:tcPr>
-            <w:tcW w:type="dxa" w:w="2835"/>
+            <w:tcW w:type="dxa" w:w="2891"/>
             <w:shd w:val="clear" w:fill="FBF6F0"/>
           </w:tcPr>
           <w:p>
@@ -6260,7 +6260,7 @@
         </w:tc>
         <w:tc>
           <w:tcPr>
-            <w:tcW w:type="dxa" w:w="6803"/>
+            <w:tcW w:type="dxa" w:w="7937"/>
             <w:shd w:val="clear" w:fill="FBF6F0"/>
           </w:tcPr>
           <w:p>
@@ -6284,7 +6284,7 @@
       <w:tr>
         <w:tc>
           <w:tcPr>
-            <w:tcW w:type="dxa" w:w="2835"/>
+            <w:tcW w:type="dxa" w:w="2891"/>
           </w:tcPr>
           <w:p>
             <w:pPr>
@@ -6305,7 +6305,7 @@
         </w:tc>
         <w:tc>
           <w:tcPr>
-            <w:tcW w:type="dxa" w:w="6803"/>
+            <w:tcW w:type="dxa" w:w="7937"/>
           </w:tcPr>
           <w:p>
             <w:pPr>
@@ -6356,13 +6356,13 @@
         </w:tblBorders>
       </w:tblPr>
       <w:tblGrid>
-        <w:gridCol w:w="5156"/>
-        <w:gridCol w:w="5156"/>
+        <w:gridCol w:w="5581"/>
+        <w:gridCol w:w="5581"/>
       </w:tblGrid>
       <w:tr>
         <w:tc>
           <w:tcPr>
-            <w:tcW w:type="dxa" w:w="3685"/>
+            <w:tcW w:type="dxa" w:w="3798"/>
             <w:shd w:val="clear" w:fill="4A2013"/>
           </w:tcPr>
           <w:p>
@@ -6384,7 +6384,7 @@
         </w:tc>
         <w:tc>
           <w:tcPr>
-            <w:tcW w:type="dxa" w:w="5953"/>
+            <w:tcW w:type="dxa" w:w="7030"/>
             <w:shd w:val="clear" w:fill="4A2013"/>
           </w:tcPr>
           <w:p>
@@ -6408,7 +6408,7 @@
       <w:tr>
         <w:tc>
           <w:tcPr>
-            <w:tcW w:type="dxa" w:w="3685"/>
+            <w:tcW w:type="dxa" w:w="3798"/>
           </w:tcPr>
           <w:p>
             <w:pPr>
@@ -6429,7 +6429,7 @@
         </w:tc>
         <w:tc>
           <w:tcPr>
-            <w:tcW w:type="dxa" w:w="5953"/>
+            <w:tcW w:type="dxa" w:w="7030"/>
           </w:tcPr>
           <w:p>
             <w:pPr>
@@ -6452,7 +6452,7 @@
       <w:tr>
         <w:tc>
           <w:tcPr>
-            <w:tcW w:type="dxa" w:w="3685"/>
+            <w:tcW w:type="dxa" w:w="3798"/>
             <w:shd w:val="clear" w:fill="FBF6F0"/>
           </w:tcPr>
           <w:p>
@@ -6473,7 +6473,7 @@
         </w:tc>
         <w:tc>
           <w:tcPr>
-            <w:tcW w:type="dxa" w:w="5953"/>
+            <w:tcW w:type="dxa" w:w="7030"/>
             <w:shd w:val="clear" w:fill="FBF6F0"/>
           </w:tcPr>
           <w:p>
@@ -6573,14 +6573,14 @@
         </w:tblBorders>
       </w:tblPr>
       <w:tblGrid>
-        <w:gridCol w:w="3438"/>
-        <w:gridCol w:w="3438"/>
-        <w:gridCol w:w="3438"/>
+        <w:gridCol w:w="3721"/>
+        <w:gridCol w:w="3721"/>
+        <w:gridCol w:w="3721"/>
       </w:tblGrid>
       <w:tr>
         <w:tc>
           <w:tcPr>
-            <w:tcW w:type="dxa" w:w="2381"/>
+            <w:tcW w:type="dxa" w:w="2494"/>
             <w:shd w:val="clear" w:fill="4A2013"/>
           </w:tcPr>
           <w:p>
@@ -6602,7 +6602,7 @@
         </w:tc>
         <w:tc>
           <w:tcPr>
-            <w:tcW w:type="dxa" w:w="5272"/>
+            <w:tcW w:type="dxa" w:w="6180"/>
             <w:shd w:val="clear" w:fill="4A2013"/>
           </w:tcPr>
           <w:p>
@@ -6624,7 +6624,7 @@
         </w:tc>
         <w:tc>
           <w:tcPr>
-            <w:tcW w:type="dxa" w:w="1984"/>
+            <w:tcW w:type="dxa" w:w="2154"/>
             <w:shd w:val="clear" w:fill="4A2013"/>
           </w:tcPr>
           <w:p>
@@ -6648,7 +6648,7 @@
       <w:tr>
         <w:tc>
           <w:tcPr>
-            <w:tcW w:type="dxa" w:w="2381"/>
+            <w:tcW w:type="dxa" w:w="2494"/>
           </w:tcPr>
           <w:p>
             <w:pPr>
@@ -6669,7 +6669,7 @@
         </w:tc>
         <w:tc>
           <w:tcPr>
-            <w:tcW w:type="dxa" w:w="5272"/>
+            <w:tcW w:type="dxa" w:w="6180"/>
           </w:tcPr>
           <w:p>
             <w:pPr>
@@ -6690,7 +6690,7 @@
         </w:tc>
         <w:tc>
           <w:tcPr>
-            <w:tcW w:type="dxa" w:w="1984"/>
+            <w:tcW w:type="dxa" w:w="2154"/>
           </w:tcPr>
           <w:p>
             <w:pPr>
@@ -6713,7 +6713,7 @@
       <w:tr>
         <w:tc>
           <w:tcPr>
-            <w:tcW w:type="dxa" w:w="2381"/>
+            <w:tcW w:type="dxa" w:w="2494"/>
             <w:shd w:val="clear" w:fill="FBF6F0"/>
           </w:tcPr>
           <w:p>
@@ -6735,7 +6735,7 @@
         </w:tc>
         <w:tc>
           <w:tcPr>
-            <w:tcW w:type="dxa" w:w="5272"/>
+            <w:tcW w:type="dxa" w:w="6180"/>
             <w:shd w:val="clear" w:fill="FBF6F0"/>
           </w:tcPr>
           <w:p>
@@ -6757,7 +6757,7 @@
         </w:tc>
         <w:tc>
           <w:tcPr>
-            <w:tcW w:type="dxa" w:w="1984"/>
+            <w:tcW w:type="dxa" w:w="2154"/>
             <w:shd w:val="clear" w:fill="FBF6F0"/>
           </w:tcPr>
           <w:p>
@@ -6781,7 +6781,7 @@
       <w:tr>
         <w:tc>
           <w:tcPr>
-            <w:tcW w:type="dxa" w:w="2381"/>
+            <w:tcW w:type="dxa" w:w="2494"/>
           </w:tcPr>
           <w:p>
             <w:pPr>
@@ -6802,7 +6802,7 @@
         </w:tc>
         <w:tc>
           <w:tcPr>
-            <w:tcW w:type="dxa" w:w="5272"/>
+            <w:tcW w:type="dxa" w:w="6180"/>
           </w:tcPr>
           <w:p>
             <w:pPr>
@@ -6823,7 +6823,7 @@
         </w:tc>
         <w:tc>
           <w:tcPr>
-            <w:tcW w:type="dxa" w:w="1984"/>
+            <w:tcW w:type="dxa" w:w="2154"/>
           </w:tcPr>
           <w:p>
             <w:pPr>
@@ -6874,15 +6874,15 @@
         </w:tblBorders>
       </w:tblPr>
       <w:tblGrid>
-        <w:gridCol w:w="2578"/>
-        <w:gridCol w:w="2578"/>
-        <w:gridCol w:w="2578"/>
-        <w:gridCol w:w="2578"/>
+        <w:gridCol w:w="2791"/>
+        <w:gridCol w:w="2791"/>
+        <w:gridCol w:w="2791"/>
+        <w:gridCol w:w="2791"/>
       </w:tblGrid>
       <w:tr>
         <w:tc>
           <w:tcPr>
-            <w:tcW w:type="dxa" w:w="2551"/>
+            <w:tcW w:type="dxa" w:w="2665"/>
             <w:shd w:val="clear" w:fill="4A2013"/>
           </w:tcPr>
           <w:p>
@@ -6904,7 +6904,7 @@
         </w:tc>
         <w:tc>
           <w:tcPr>
-            <w:tcW w:type="dxa" w:w="2268"/>
+            <w:tcW w:type="dxa" w:w="2381"/>
             <w:shd w:val="clear" w:fill="4A2013"/>
           </w:tcPr>
           <w:p>
@@ -6926,7 +6926,7 @@
         </w:tc>
         <w:tc>
           <w:tcPr>
-            <w:tcW w:type="dxa" w:w="2835"/>
+            <w:tcW w:type="dxa" w:w="3515"/>
             <w:shd w:val="clear" w:fill="4A2013"/>
           </w:tcPr>
           <w:p>
@@ -6948,7 +6948,7 @@
         </w:tc>
         <w:tc>
           <w:tcPr>
-            <w:tcW w:type="dxa" w:w="1984"/>
+            <w:tcW w:type="dxa" w:w="2268"/>
             <w:shd w:val="clear" w:fill="4A2013"/>
           </w:tcPr>
           <w:p>
@@ -6972,7 +6972,7 @@
       <w:tr>
         <w:tc>
           <w:tcPr>
-            <w:tcW w:type="dxa" w:w="2551"/>
+            <w:tcW w:type="dxa" w:w="2665"/>
           </w:tcPr>
           <w:p>
             <w:pPr>
@@ -6993,7 +6993,7 @@
         </w:tc>
         <w:tc>
           <w:tcPr>
-            <w:tcW w:type="dxa" w:w="2268"/>
+            <w:tcW w:type="dxa" w:w="2381"/>
           </w:tcPr>
           <w:p>
             <w:pPr>
@@ -7014,7 +7014,7 @@
         </w:tc>
         <w:tc>
           <w:tcPr>
-            <w:tcW w:type="dxa" w:w="2835"/>
+            <w:tcW w:type="dxa" w:w="3515"/>
           </w:tcPr>
           <w:p>
             <w:pPr>
@@ -7035,7 +7035,7 @@
         </w:tc>
         <w:tc>
           <w:tcPr>
-            <w:tcW w:type="dxa" w:w="1984"/>
+            <w:tcW w:type="dxa" w:w="2268"/>
           </w:tcPr>
           <w:p>
             <w:pPr>
@@ -7058,7 +7058,7 @@
       <w:tr>
         <w:tc>
           <w:tcPr>
-            <w:tcW w:type="dxa" w:w="2551"/>
+            <w:tcW w:type="dxa" w:w="2665"/>
             <w:shd w:val="clear" w:fill="FBF6F0"/>
           </w:tcPr>
           <w:p>
@@ -7079,7 +7079,7 @@
         </w:tc>
         <w:tc>
           <w:tcPr>
-            <w:tcW w:type="dxa" w:w="2268"/>
+            <w:tcW w:type="dxa" w:w="2381"/>
             <w:shd w:val="clear" w:fill="FBF6F0"/>
           </w:tcPr>
           <w:p>
@@ -7100,7 +7100,7 @@
         </w:tc>
         <w:tc>
           <w:tcPr>
-            <w:tcW w:type="dxa" w:w="2835"/>
+            <w:tcW w:type="dxa" w:w="3515"/>
             <w:shd w:val="clear" w:fill="FBF6F0"/>
           </w:tcPr>
           <w:p>
@@ -7121,7 +7121,7 @@
         </w:tc>
         <w:tc>
           <w:tcPr>
-            <w:tcW w:type="dxa" w:w="1984"/>
+            <w:tcW w:type="dxa" w:w="2268"/>
             <w:shd w:val="clear" w:fill="FBF6F0"/>
           </w:tcPr>
           <w:p>
@@ -7144,7 +7144,7 @@
       <w:tr>
         <w:tc>
           <w:tcPr>
-            <w:tcW w:type="dxa" w:w="2551"/>
+            <w:tcW w:type="dxa" w:w="2665"/>
           </w:tcPr>
           <w:p>
             <w:pPr>
@@ -7164,7 +7164,7 @@
         </w:tc>
         <w:tc>
           <w:tcPr>
-            <w:tcW w:type="dxa" w:w="2268"/>
+            <w:tcW w:type="dxa" w:w="2381"/>
           </w:tcPr>
           <w:p>
             <w:pPr>
@@ -7184,7 +7184,7 @@
         </w:tc>
         <w:tc>
           <w:tcPr>
-            <w:tcW w:type="dxa" w:w="2835"/>
+            <w:tcW w:type="dxa" w:w="3515"/>
           </w:tcPr>
           <w:p>
             <w:pPr>
@@ -7204,7 +7204,7 @@
         </w:tc>
         <w:tc>
           <w:tcPr>
-            <w:tcW w:type="dxa" w:w="1984"/>
+            <w:tcW w:type="dxa" w:w="2268"/>
           </w:tcPr>
           <w:p>
             <w:pPr>
@@ -7254,15 +7254,15 @@
         </w:tblBorders>
       </w:tblPr>
       <w:tblGrid>
-        <w:gridCol w:w="2578"/>
-        <w:gridCol w:w="2578"/>
-        <w:gridCol w:w="2578"/>
-        <w:gridCol w:w="2578"/>
+        <w:gridCol w:w="2791"/>
+        <w:gridCol w:w="2791"/>
+        <w:gridCol w:w="2791"/>
+        <w:gridCol w:w="2791"/>
       </w:tblGrid>
       <w:tr>
         <w:tc>
           <w:tcPr>
-            <w:tcW w:type="dxa" w:w="2835"/>
+            <w:tcW w:type="dxa" w:w="2948"/>
             <w:shd w:val="clear" w:fill="4A2013"/>
           </w:tcPr>
           <w:p>
@@ -7284,7 +7284,7 @@
         </w:tc>
         <w:tc>
           <w:tcPr>
-            <w:tcW w:type="dxa" w:w="2551"/>
+            <w:tcW w:type="dxa" w:w="2665"/>
             <w:shd w:val="clear" w:fill="4A2013"/>
           </w:tcPr>
           <w:p>
@@ -7306,7 +7306,7 @@
         </w:tc>
         <w:tc>
           <w:tcPr>
-            <w:tcW w:type="dxa" w:w="2268"/>
+            <w:tcW w:type="dxa" w:w="2948"/>
             <w:shd w:val="clear" w:fill="4A2013"/>
           </w:tcPr>
           <w:p>
@@ -7328,7 +7328,7 @@
         </w:tc>
         <w:tc>
           <w:tcPr>
-            <w:tcW w:type="dxa" w:w="1984"/>
+            <w:tcW w:type="dxa" w:w="2268"/>
             <w:shd w:val="clear" w:fill="4A2013"/>
           </w:tcPr>
           <w:p>
@@ -7352,7 +7352,7 @@
       <w:tr>
         <w:tc>
           <w:tcPr>
-            <w:tcW w:type="dxa" w:w="2835"/>
+            <w:tcW w:type="dxa" w:w="2948"/>
           </w:tcPr>
           <w:p>
             <w:pPr>
@@ -7373,7 +7373,7 @@
         </w:tc>
         <w:tc>
           <w:tcPr>
-            <w:tcW w:type="dxa" w:w="2551"/>
+            <w:tcW w:type="dxa" w:w="2665"/>
           </w:tcPr>
           <w:p>
             <w:pPr>
@@ -7394,7 +7394,7 @@
         </w:tc>
         <w:tc>
           <w:tcPr>
-            <w:tcW w:type="dxa" w:w="2268"/>
+            <w:tcW w:type="dxa" w:w="2948"/>
           </w:tcPr>
           <w:p>
             <w:pPr>
@@ -7415,7 +7415,7 @@
         </w:tc>
         <w:tc>
           <w:tcPr>
-            <w:tcW w:type="dxa" w:w="1984"/>
+            <w:tcW w:type="dxa" w:w="2268"/>
           </w:tcPr>
           <w:p>
             <w:pPr>
@@ -7438,7 +7438,7 @@
       <w:tr>
         <w:tc>
           <w:tcPr>
-            <w:tcW w:type="dxa" w:w="2835"/>
+            <w:tcW w:type="dxa" w:w="2948"/>
             <w:shd w:val="clear" w:fill="FBF6F0"/>
           </w:tcPr>
           <w:p>
@@ -7459,7 +7459,7 @@
         </w:tc>
         <w:tc>
           <w:tcPr>
-            <w:tcW w:type="dxa" w:w="2551"/>
+            <w:tcW w:type="dxa" w:w="2665"/>
             <w:shd w:val="clear" w:fill="FBF6F0"/>
           </w:tcPr>
           <w:p>
@@ -7480,7 +7480,7 @@
         </w:tc>
         <w:tc>
           <w:tcPr>
-            <w:tcW w:type="dxa" w:w="2268"/>
+            <w:tcW w:type="dxa" w:w="2948"/>
             <w:shd w:val="clear" w:fill="FBF6F0"/>
           </w:tcPr>
           <w:p>
@@ -7501,7 +7501,7 @@
         </w:tc>
         <w:tc>
           <w:tcPr>
-            <w:tcW w:type="dxa" w:w="1984"/>
+            <w:tcW w:type="dxa" w:w="2268"/>
             <w:shd w:val="clear" w:fill="FBF6F0"/>
           </w:tcPr>
           <w:p>
@@ -7576,16 +7576,16 @@
         </w:tblBorders>
       </w:tblPr>
       <w:tblGrid>
-        <w:gridCol w:w="2063"/>
-        <w:gridCol w:w="2063"/>
-        <w:gridCol w:w="2063"/>
-        <w:gridCol w:w="2063"/>
-        <w:gridCol w:w="2063"/>
+        <w:gridCol w:w="2233"/>
+        <w:gridCol w:w="2233"/>
+        <w:gridCol w:w="2233"/>
+        <w:gridCol w:w="2233"/>
+        <w:gridCol w:w="2233"/>
       </w:tblGrid>
       <w:tr>
         <w:tc>
           <w:tcPr>
-            <w:tcW w:type="dxa" w:w="2381"/>
+            <w:tcW w:type="dxa" w:w="2494"/>
             <w:shd w:val="clear" w:fill="4A2013"/>
           </w:tcPr>
           <w:p>
@@ -7607,7 +7607,7 @@
         </w:tc>
         <w:tc>
           <w:tcPr>
-            <w:tcW w:type="dxa" w:w="3402"/>
+            <w:tcW w:type="dxa" w:w="3628"/>
             <w:shd w:val="clear" w:fill="4A2013"/>
           </w:tcPr>
           <w:p>
@@ -7629,7 +7629,7 @@
         </w:tc>
         <w:tc>
           <w:tcPr>
-            <w:tcW w:type="dxa" w:w="1361"/>
+            <w:tcW w:type="dxa" w:w="1474"/>
             <w:shd w:val="clear" w:fill="4A2013"/>
           </w:tcPr>
           <w:p>
@@ -7651,7 +7651,7 @@
         </w:tc>
         <w:tc>
           <w:tcPr>
-            <w:tcW w:type="dxa" w:w="1701"/>
+            <w:tcW w:type="dxa" w:w="2268"/>
             <w:shd w:val="clear" w:fill="4A2013"/>
           </w:tcPr>
           <w:p>
@@ -7673,7 +7673,7 @@
         </w:tc>
         <w:tc>
           <w:tcPr>
-            <w:tcW w:type="dxa" w:w="794"/>
+            <w:tcW w:type="dxa" w:w="964"/>
             <w:shd w:val="clear" w:fill="4A2013"/>
           </w:tcPr>
           <w:p>
@@ -7697,7 +7697,7 @@
       <w:tr>
         <w:tc>
           <w:tcPr>
-            <w:tcW w:type="dxa" w:w="2381"/>
+            <w:tcW w:type="dxa" w:w="2494"/>
           </w:tcPr>
           <w:p>
             <w:pPr>
@@ -7718,7 +7718,7 @@
         </w:tc>
         <w:tc>
           <w:tcPr>
-            <w:tcW w:type="dxa" w:w="3402"/>
+            <w:tcW w:type="dxa" w:w="3628"/>
           </w:tcPr>
           <w:p>
             <w:pPr>
@@ -7739,7 +7739,7 @@
         </w:tc>
         <w:tc>
           <w:tcPr>
-            <w:tcW w:type="dxa" w:w="1361"/>
+            <w:tcW w:type="dxa" w:w="1474"/>
           </w:tcPr>
           <w:p>
             <w:pPr>
@@ -7760,7 +7760,7 @@
         </w:tc>
         <w:tc>
           <w:tcPr>
-            <w:tcW w:type="dxa" w:w="1701"/>
+            <w:tcW w:type="dxa" w:w="2268"/>
           </w:tcPr>
           <w:p>
             <w:pPr>
@@ -7781,7 +7781,7 @@
         </w:tc>
         <w:tc>
           <w:tcPr>
-            <w:tcW w:type="dxa" w:w="794"/>
+            <w:tcW w:type="dxa" w:w="964"/>
           </w:tcPr>
           <w:p>
             <w:pPr>
@@ -7804,7 +7804,7 @@
       <w:tr>
         <w:tc>
           <w:tcPr>
-            <w:tcW w:type="dxa" w:w="2381"/>
+            <w:tcW w:type="dxa" w:w="2494"/>
             <w:shd w:val="clear" w:fill="FBF6F0"/>
           </w:tcPr>
           <w:p>
@@ -7825,7 +7825,7 @@
         </w:tc>
         <w:tc>
           <w:tcPr>
-            <w:tcW w:type="dxa" w:w="3402"/>
+            <w:tcW w:type="dxa" w:w="3628"/>
             <w:shd w:val="clear" w:fill="FBF6F0"/>
           </w:tcPr>
           <w:p>
@@ -7846,7 +7846,7 @@
         </w:tc>
         <w:tc>
           <w:tcPr>
-            <w:tcW w:type="dxa" w:w="1361"/>
+            <w:tcW w:type="dxa" w:w="1474"/>
             <w:shd w:val="clear" w:fill="FBF6F0"/>
           </w:tcPr>
           <w:p>
@@ -7867,7 +7867,7 @@
         </w:tc>
         <w:tc>
           <w:tcPr>
-            <w:tcW w:type="dxa" w:w="1701"/>
+            <w:tcW w:type="dxa" w:w="2268"/>
             <w:shd w:val="clear" w:fill="FBF6F0"/>
           </w:tcPr>
           <w:p>
@@ -7888,7 +7888,7 @@
         </w:tc>
         <w:tc>
           <w:tcPr>
-            <w:tcW w:type="dxa" w:w="794"/>
+            <w:tcW w:type="dxa" w:w="964"/>
             <w:shd w:val="clear" w:fill="FBF6F0"/>
           </w:tcPr>
           <w:p>
@@ -7912,7 +7912,7 @@
       <w:tr>
         <w:tc>
           <w:tcPr>
-            <w:tcW w:type="dxa" w:w="2381"/>
+            <w:tcW w:type="dxa" w:w="2494"/>
           </w:tcPr>
           <w:p>
             <w:pPr>
@@ -7932,7 +7932,7 @@
         </w:tc>
         <w:tc>
           <w:tcPr>
-            <w:tcW w:type="dxa" w:w="3402"/>
+            <w:tcW w:type="dxa" w:w="3628"/>
           </w:tcPr>
           <w:p>
             <w:pPr>
@@ -7952,7 +7952,7 @@
         </w:tc>
         <w:tc>
           <w:tcPr>
-            <w:tcW w:type="dxa" w:w="1361"/>
+            <w:tcW w:type="dxa" w:w="1474"/>
           </w:tcPr>
           <w:p>
             <w:pPr>
@@ -7972,7 +7972,7 @@
         </w:tc>
         <w:tc>
           <w:tcPr>
-            <w:tcW w:type="dxa" w:w="1701"/>
+            <w:tcW w:type="dxa" w:w="2268"/>
           </w:tcPr>
           <w:p>
             <w:pPr>
@@ -7992,7 +7992,7 @@
         </w:tc>
         <w:tc>
           <w:tcPr>
-            <w:tcW w:type="dxa" w:w="794"/>
+            <w:tcW w:type="dxa" w:w="964"/>
           </w:tcPr>
           <w:p>
             <w:pPr>
@@ -8015,7 +8015,7 @@
       <w:tr>
         <w:tc>
           <w:tcPr>
-            <w:tcW w:type="dxa" w:w="2381"/>
+            <w:tcW w:type="dxa" w:w="2494"/>
             <w:shd w:val="clear" w:fill="FBF6F0"/>
           </w:tcPr>
           <w:p>
@@ -8036,7 +8036,7 @@
         </w:tc>
         <w:tc>
           <w:tcPr>
-            <w:tcW w:type="dxa" w:w="3402"/>
+            <w:tcW w:type="dxa" w:w="3628"/>
             <w:shd w:val="clear" w:fill="FBF6F0"/>
           </w:tcPr>
           <w:p>
@@ -8057,7 +8057,7 @@
         </w:tc>
         <w:tc>
           <w:tcPr>
-            <w:tcW w:type="dxa" w:w="1361"/>
+            <w:tcW w:type="dxa" w:w="1474"/>
             <w:shd w:val="clear" w:fill="FBF6F0"/>
           </w:tcPr>
           <w:p>
@@ -8078,7 +8078,7 @@
         </w:tc>
         <w:tc>
           <w:tcPr>
-            <w:tcW w:type="dxa" w:w="1701"/>
+            <w:tcW w:type="dxa" w:w="2268"/>
             <w:shd w:val="clear" w:fill="FBF6F0"/>
           </w:tcPr>
           <w:p>
@@ -8099,7 +8099,7 @@
         </w:tc>
         <w:tc>
           <w:tcPr>
-            <w:tcW w:type="dxa" w:w="794"/>
+            <w:tcW w:type="dxa" w:w="964"/>
             <w:shd w:val="clear" w:fill="FBF6F0"/>
           </w:tcPr>
           <w:p>
@@ -8175,16 +8175,16 @@
         </w:tblBorders>
       </w:tblPr>
       <w:tblGrid>
-        <w:gridCol w:w="2063"/>
-        <w:gridCol w:w="2063"/>
-        <w:gridCol w:w="2063"/>
-        <w:gridCol w:w="2063"/>
-        <w:gridCol w:w="2063"/>
+        <w:gridCol w:w="2233"/>
+        <w:gridCol w:w="2233"/>
+        <w:gridCol w:w="2233"/>
+        <w:gridCol w:w="2233"/>
+        <w:gridCol w:w="2233"/>
       </w:tblGrid>
       <w:tr>
         <w:tc>
           <w:tcPr>
-            <w:tcW w:type="dxa" w:w="2041"/>
+            <w:tcW w:type="dxa" w:w="2268"/>
             <w:shd w:val="clear" w:fill="4A2013"/>
           </w:tcPr>
           <w:p>
@@ -8206,7 +8206,7 @@
         </w:tc>
         <w:tc>
           <w:tcPr>
-            <w:tcW w:type="dxa" w:w="2381"/>
+            <w:tcW w:type="dxa" w:w="2494"/>
             <w:shd w:val="clear" w:fill="4A2013"/>
           </w:tcPr>
           <w:p>
@@ -8228,7 +8228,7 @@
         </w:tc>
         <w:tc>
           <w:tcPr>
-            <w:tcW w:type="dxa" w:w="2381"/>
+            <w:tcW w:type="dxa" w:w="2608"/>
             <w:shd w:val="clear" w:fill="4A2013"/>
           </w:tcPr>
           <w:p>
@@ -8250,7 +8250,7 @@
         </w:tc>
         <w:tc>
           <w:tcPr>
-            <w:tcW w:type="dxa" w:w="1474"/>
+            <w:tcW w:type="dxa" w:w="1701"/>
             <w:shd w:val="clear" w:fill="4A2013"/>
           </w:tcPr>
           <w:p>
@@ -8272,7 +8272,7 @@
         </w:tc>
         <w:tc>
           <w:tcPr>
-            <w:tcW w:type="dxa" w:w="1474"/>
+            <w:tcW w:type="dxa" w:w="1757"/>
             <w:shd w:val="clear" w:fill="4A2013"/>
           </w:tcPr>
           <w:p>
@@ -8296,7 +8296,7 @@
       <w:tr>
         <w:tc>
           <w:tcPr>
-            <w:tcW w:type="dxa" w:w="2041"/>
+            <w:tcW w:type="dxa" w:w="2268"/>
           </w:tcPr>
           <w:p>
             <w:pPr>
@@ -8317,7 +8317,7 @@
         </w:tc>
         <w:tc>
           <w:tcPr>
-            <w:tcW w:type="dxa" w:w="2381"/>
+            <w:tcW w:type="dxa" w:w="2494"/>
           </w:tcPr>
           <w:p>
             <w:pPr>
@@ -8338,7 +8338,7 @@
         </w:tc>
         <w:tc>
           <w:tcPr>
-            <w:tcW w:type="dxa" w:w="2381"/>
+            <w:tcW w:type="dxa" w:w="2608"/>
           </w:tcPr>
           <w:p>
             <w:pPr>
@@ -8359,7 +8359,7 @@
         </w:tc>
         <w:tc>
           <w:tcPr>
-            <w:tcW w:type="dxa" w:w="1474"/>
+            <w:tcW w:type="dxa" w:w="1701"/>
           </w:tcPr>
           <w:p>
             <w:pPr>
@@ -8380,7 +8380,7 @@
         </w:tc>
         <w:tc>
           <w:tcPr>
-            <w:tcW w:type="dxa" w:w="1474"/>
+            <w:tcW w:type="dxa" w:w="1757"/>
           </w:tcPr>
           <w:p>
             <w:pPr>
@@ -8403,7 +8403,7 @@
       <w:tr>
         <w:tc>
           <w:tcPr>
-            <w:tcW w:type="dxa" w:w="2041"/>
+            <w:tcW w:type="dxa" w:w="2268"/>
             <w:shd w:val="clear" w:fill="FBF6F0"/>
           </w:tcPr>
           <w:p>
@@ -8424,7 +8424,7 @@
         </w:tc>
         <w:tc>
           <w:tcPr>
-            <w:tcW w:type="dxa" w:w="2381"/>
+            <w:tcW w:type="dxa" w:w="2494"/>
             <w:shd w:val="clear" w:fill="FBF6F0"/>
           </w:tcPr>
           <w:p>
@@ -8445,7 +8445,7 @@
         </w:tc>
         <w:tc>
           <w:tcPr>
-            <w:tcW w:type="dxa" w:w="2381"/>
+            <w:tcW w:type="dxa" w:w="2608"/>
             <w:shd w:val="clear" w:fill="FBF6F0"/>
           </w:tcPr>
           <w:p>
@@ -8466,7 +8466,7 @@
         </w:tc>
         <w:tc>
           <w:tcPr>
-            <w:tcW w:type="dxa" w:w="1474"/>
+            <w:tcW w:type="dxa" w:w="1701"/>
             <w:shd w:val="clear" w:fill="FBF6F0"/>
           </w:tcPr>
           <w:p>
@@ -8487,7 +8487,7 @@
         </w:tc>
         <w:tc>
           <w:tcPr>
-            <w:tcW w:type="dxa" w:w="1474"/>
+            <w:tcW w:type="dxa" w:w="1757"/>
             <w:shd w:val="clear" w:fill="FBF6F0"/>
           </w:tcPr>
           <w:p>
@@ -8510,7 +8510,7 @@
       <w:tr>
         <w:tc>
           <w:tcPr>
-            <w:tcW w:type="dxa" w:w="2041"/>
+            <w:tcW w:type="dxa" w:w="2268"/>
           </w:tcPr>
           <w:p>
             <w:pPr>
@@ -8530,7 +8530,7 @@
         </w:tc>
         <w:tc>
           <w:tcPr>
-            <w:tcW w:type="dxa" w:w="2381"/>
+            <w:tcW w:type="dxa" w:w="2494"/>
           </w:tcPr>
           <w:p>
             <w:pPr>
@@ -8550,7 +8550,7 @@
         </w:tc>
         <w:tc>
           <w:tcPr>
-            <w:tcW w:type="dxa" w:w="2381"/>
+            <w:tcW w:type="dxa" w:w="2608"/>
           </w:tcPr>
           <w:p>
             <w:pPr>
@@ -8570,7 +8570,7 @@
         </w:tc>
         <w:tc>
           <w:tcPr>
-            <w:tcW w:type="dxa" w:w="1474"/>
+            <w:tcW w:type="dxa" w:w="1701"/>
           </w:tcPr>
           <w:p>
             <w:pPr>
@@ -8590,7 +8590,7 @@
         </w:tc>
         <w:tc>
           <w:tcPr>
-            <w:tcW w:type="dxa" w:w="1474"/>
+            <w:tcW w:type="dxa" w:w="1757"/>
           </w:tcPr>
           <w:p>
             <w:pPr>
@@ -8612,7 +8612,7 @@
       <w:tr>
         <w:tc>
           <w:tcPr>
-            <w:tcW w:type="dxa" w:w="2041"/>
+            <w:tcW w:type="dxa" w:w="2268"/>
             <w:shd w:val="clear" w:fill="FBF6F0"/>
           </w:tcPr>
           <w:p>
@@ -8633,7 +8633,7 @@
         </w:tc>
         <w:tc>
           <w:tcPr>
-            <w:tcW w:type="dxa" w:w="2381"/>
+            <w:tcW w:type="dxa" w:w="2494"/>
             <w:shd w:val="clear" w:fill="FBF6F0"/>
           </w:tcPr>
           <w:p>
@@ -8654,7 +8654,7 @@
         </w:tc>
         <w:tc>
           <w:tcPr>
-            <w:tcW w:type="dxa" w:w="2381"/>
+            <w:tcW w:type="dxa" w:w="2608"/>
             <w:shd w:val="clear" w:fill="FBF6F0"/>
           </w:tcPr>
           <w:p>
@@ -8675,7 +8675,7 @@
         </w:tc>
         <w:tc>
           <w:tcPr>
-            <w:tcW w:type="dxa" w:w="1474"/>
+            <w:tcW w:type="dxa" w:w="1701"/>
             <w:shd w:val="clear" w:fill="FBF6F0"/>
           </w:tcPr>
           <w:p>
@@ -8696,7 +8696,7 @@
         </w:tc>
         <w:tc>
           <w:tcPr>
-            <w:tcW w:type="dxa" w:w="1474"/>
+            <w:tcW w:type="dxa" w:w="1757"/>
             <w:shd w:val="clear" w:fill="FBF6F0"/>
           </w:tcPr>
           <w:p>
@@ -8771,15 +8771,15 @@
         </w:tblBorders>
       </w:tblPr>
       <w:tblGrid>
-        <w:gridCol w:w="2578"/>
-        <w:gridCol w:w="2578"/>
-        <w:gridCol w:w="2578"/>
-        <w:gridCol w:w="2578"/>
+        <w:gridCol w:w="2791"/>
+        <w:gridCol w:w="2791"/>
+        <w:gridCol w:w="2791"/>
+        <w:gridCol w:w="2791"/>
       </w:tblGrid>
       <w:tr>
         <w:tc>
           <w:tcPr>
-            <w:tcW w:type="dxa" w:w="1814"/>
+            <w:tcW w:type="dxa" w:w="1928"/>
             <w:shd w:val="clear" w:fill="4A2013"/>
           </w:tcPr>
           <w:p>
@@ -8801,7 +8801,7 @@
         </w:tc>
         <w:tc>
           <w:tcPr>
-            <w:tcW w:type="dxa" w:w="2381"/>
+            <w:tcW w:type="dxa" w:w="2608"/>
             <w:shd w:val="clear" w:fill="4A2013"/>
           </w:tcPr>
           <w:p>
@@ -8823,7 +8823,7 @@
         </w:tc>
         <w:tc>
           <w:tcPr>
-            <w:tcW w:type="dxa" w:w="3742"/>
+            <w:tcW w:type="dxa" w:w="4309"/>
             <w:shd w:val="clear" w:fill="4A2013"/>
           </w:tcPr>
           <w:p>
@@ -8845,7 +8845,7 @@
         </w:tc>
         <w:tc>
           <w:tcPr>
-            <w:tcW w:type="dxa" w:w="1701"/>
+            <w:tcW w:type="dxa" w:w="1984"/>
             <w:shd w:val="clear" w:fill="4A2013"/>
           </w:tcPr>
           <w:p>
@@ -8869,7 +8869,7 @@
       <w:tr>
         <w:tc>
           <w:tcPr>
-            <w:tcW w:type="dxa" w:w="1814"/>
+            <w:tcW w:type="dxa" w:w="1928"/>
           </w:tcPr>
           <w:p>
             <w:pPr>
@@ -8890,7 +8890,7 @@
         </w:tc>
         <w:tc>
           <w:tcPr>
-            <w:tcW w:type="dxa" w:w="2381"/>
+            <w:tcW w:type="dxa" w:w="2608"/>
           </w:tcPr>
           <w:p>
             <w:pPr>
@@ -8911,7 +8911,7 @@
         </w:tc>
         <w:tc>
           <w:tcPr>
-            <w:tcW w:type="dxa" w:w="3742"/>
+            <w:tcW w:type="dxa" w:w="4309"/>
           </w:tcPr>
           <w:p>
             <w:pPr>
@@ -8932,7 +8932,7 @@
         </w:tc>
         <w:tc>
           <w:tcPr>
-            <w:tcW w:type="dxa" w:w="1701"/>
+            <w:tcW w:type="dxa" w:w="1984"/>
           </w:tcPr>
           <w:p>
             <w:pPr>
@@ -8955,7 +8955,7 @@
       <w:tr>
         <w:tc>
           <w:tcPr>
-            <w:tcW w:type="dxa" w:w="1814"/>
+            <w:tcW w:type="dxa" w:w="1928"/>
             <w:shd w:val="clear" w:fill="FBF6F0"/>
           </w:tcPr>
           <w:p>
@@ -8977,7 +8977,7 @@
         </w:tc>
         <w:tc>
           <w:tcPr>
-            <w:tcW w:type="dxa" w:w="2381"/>
+            <w:tcW w:type="dxa" w:w="2608"/>
             <w:shd w:val="clear" w:fill="FBF6F0"/>
           </w:tcPr>
           <w:p>
@@ -8999,7 +8999,7 @@
         </w:tc>
         <w:tc>
           <w:tcPr>
-            <w:tcW w:type="dxa" w:w="3742"/>
+            <w:tcW w:type="dxa" w:w="4309"/>
             <w:shd w:val="clear" w:fill="FBF6F0"/>
           </w:tcPr>
           <w:p>
@@ -9021,7 +9021,7 @@
         </w:tc>
         <w:tc>
           <w:tcPr>
-            <w:tcW w:type="dxa" w:w="1701"/>
+            <w:tcW w:type="dxa" w:w="1984"/>
             <w:shd w:val="clear" w:fill="FBF6F0"/>
           </w:tcPr>
           <w:p>
@@ -9045,7 +9045,7 @@
       <w:tr>
         <w:tc>
           <w:tcPr>
-            <w:tcW w:type="dxa" w:w="1814"/>
+            <w:tcW w:type="dxa" w:w="1928"/>
           </w:tcPr>
           <w:p>
             <w:pPr>
@@ -9066,7 +9066,7 @@
         </w:tc>
         <w:tc>
           <w:tcPr>
-            <w:tcW w:type="dxa" w:w="2381"/>
+            <w:tcW w:type="dxa" w:w="2608"/>
           </w:tcPr>
           <w:p>
             <w:pPr>
@@ -9087,7 +9087,7 @@
         </w:tc>
         <w:tc>
           <w:tcPr>
-            <w:tcW w:type="dxa" w:w="3742"/>
+            <w:tcW w:type="dxa" w:w="4309"/>
           </w:tcPr>
           <w:p>
             <w:pPr>
@@ -9108,7 +9108,7 @@
         </w:tc>
         <w:tc>
           <w:tcPr>
-            <w:tcW w:type="dxa" w:w="1701"/>
+            <w:tcW w:type="dxa" w:w="1984"/>
           </w:tcPr>
           <w:p>
             <w:pPr>
@@ -9131,7 +9131,7 @@
       <w:tr>
         <w:tc>
           <w:tcPr>
-            <w:tcW w:type="dxa" w:w="1814"/>
+            <w:tcW w:type="dxa" w:w="1928"/>
             <w:shd w:val="clear" w:fill="FBF6F0"/>
           </w:tcPr>
           <w:p>
@@ -9153,7 +9153,7 @@
         </w:tc>
         <w:tc>
           <w:tcPr>
-            <w:tcW w:type="dxa" w:w="2381"/>
+            <w:tcW w:type="dxa" w:w="2608"/>
             <w:shd w:val="clear" w:fill="FBF6F0"/>
           </w:tcPr>
           <w:p>
@@ -9175,7 +9175,7 @@
         </w:tc>
         <w:tc>
           <w:tcPr>
-            <w:tcW w:type="dxa" w:w="3742"/>
+            <w:tcW w:type="dxa" w:w="4309"/>
             <w:shd w:val="clear" w:fill="FBF6F0"/>
           </w:tcPr>
           <w:p>
@@ -9197,7 +9197,7 @@
         </w:tc>
         <w:tc>
           <w:tcPr>
-            <w:tcW w:type="dxa" w:w="1701"/>
+            <w:tcW w:type="dxa" w:w="1984"/>
             <w:shd w:val="clear" w:fill="FBF6F0"/>
           </w:tcPr>
           <w:p>
@@ -9221,7 +9221,7 @@
       <w:tr>
         <w:tc>
           <w:tcPr>
-            <w:tcW w:type="dxa" w:w="1814"/>
+            <w:tcW w:type="dxa" w:w="1928"/>
           </w:tcPr>
           <w:p>
             <w:pPr>
@@ -9241,7 +9241,7 @@
         </w:tc>
         <w:tc>
           <w:tcPr>
-            <w:tcW w:type="dxa" w:w="2381"/>
+            <w:tcW w:type="dxa" w:w="2608"/>
           </w:tcPr>
           <w:p>
             <w:pPr>
@@ -9261,7 +9261,7 @@
         </w:tc>
         <w:tc>
           <w:tcPr>
-            <w:tcW w:type="dxa" w:w="3742"/>
+            <w:tcW w:type="dxa" w:w="4309"/>
           </w:tcPr>
           <w:p>
             <w:pPr>
@@ -9281,7 +9281,7 @@
         </w:tc>
         <w:tc>
           <w:tcPr>
-            <w:tcW w:type="dxa" w:w="1701"/>
+            <w:tcW w:type="dxa" w:w="1984"/>
           </w:tcPr>
           <w:p>
             <w:pPr>
@@ -9315,12 +9315,12 @@
         </w:tblBorders>
       </w:tblPr>
       <w:tblGrid>
-        <w:gridCol w:w="10313"/>
+        <w:gridCol w:w="11163"/>
       </w:tblGrid>
       <w:tr>
         <w:tc>
           <w:tcPr>
-            <w:tcW w:type="dxa" w:w="10313"/>
+            <w:tcW w:type="dxa" w:w="11163"/>
             <w:shd w:val="clear" w:fill="FFF4E8"/>
           </w:tcPr>
           <w:p>
@@ -9411,14 +9411,14 @@
         </w:tblBorders>
       </w:tblPr>
       <w:tblGrid>
-        <w:gridCol w:w="3438"/>
-        <w:gridCol w:w="3438"/>
-        <w:gridCol w:w="3438"/>
+        <w:gridCol w:w="3721"/>
+        <w:gridCol w:w="3721"/>
+        <w:gridCol w:w="3721"/>
       </w:tblGrid>
       <w:tr>
         <w:tc>
           <w:tcPr>
-            <w:tcW w:type="dxa" w:w="3402"/>
+            <w:tcW w:type="dxa" w:w="3798"/>
             <w:shd w:val="clear" w:fill="4A2013"/>
           </w:tcPr>
           <w:p>
@@ -9440,7 +9440,7 @@
         </w:tc>
         <w:tc>
           <w:tcPr>
-            <w:tcW w:type="dxa" w:w="3118"/>
+            <w:tcW w:type="dxa" w:w="3515"/>
             <w:shd w:val="clear" w:fill="4A2013"/>
           </w:tcPr>
           <w:p>
@@ -9462,7 +9462,7 @@
         </w:tc>
         <w:tc>
           <w:tcPr>
-            <w:tcW w:type="dxa" w:w="3118"/>
+            <w:tcW w:type="dxa" w:w="3515"/>
             <w:shd w:val="clear" w:fill="4A2013"/>
           </w:tcPr>
           <w:p>
@@ -9486,7 +9486,7 @@
       <w:tr>
         <w:tc>
           <w:tcPr>
-            <w:tcW w:type="dxa" w:w="3402"/>
+            <w:tcW w:type="dxa" w:w="3798"/>
           </w:tcPr>
           <w:p>
             <w:pPr>
@@ -9507,7 +9507,7 @@
         </w:tc>
         <w:tc>
           <w:tcPr>
-            <w:tcW w:type="dxa" w:w="3118"/>
+            <w:tcW w:type="dxa" w:w="3515"/>
           </w:tcPr>
           <w:p>
             <w:pPr>
@@ -9528,7 +9528,7 @@
         </w:tc>
         <w:tc>
           <w:tcPr>
-            <w:tcW w:type="dxa" w:w="3118"/>
+            <w:tcW w:type="dxa" w:w="3515"/>
           </w:tcPr>
           <w:p>
             <w:pPr>
@@ -9551,7 +9551,7 @@
       <w:tr>
         <w:tc>
           <w:tcPr>
-            <w:tcW w:type="dxa" w:w="3402"/>
+            <w:tcW w:type="dxa" w:w="3798"/>
             <w:shd w:val="clear" w:fill="FBF6F0"/>
           </w:tcPr>
           <w:p>
@@ -9573,7 +9573,7 @@
         </w:tc>
         <w:tc>
           <w:tcPr>
-            <w:tcW w:type="dxa" w:w="3118"/>
+            <w:tcW w:type="dxa" w:w="3515"/>
             <w:shd w:val="clear" w:fill="FBF6F0"/>
           </w:tcPr>
           <w:p>
@@ -9595,7 +9595,7 @@
         </w:tc>
         <w:tc>
           <w:tcPr>
-            <w:tcW w:type="dxa" w:w="3118"/>
+            <w:tcW w:type="dxa" w:w="3515"/>
             <w:shd w:val="clear" w:fill="FBF6F0"/>
           </w:tcPr>
           <w:p>
@@ -9619,7 +9619,7 @@
       <w:tr>
         <w:tc>
           <w:tcPr>
-            <w:tcW w:type="dxa" w:w="3402"/>
+            <w:tcW w:type="dxa" w:w="3798"/>
           </w:tcPr>
           <w:p>
             <w:pPr>
@@ -9640,7 +9640,7 @@
         </w:tc>
         <w:tc>
           <w:tcPr>
-            <w:tcW w:type="dxa" w:w="3118"/>
+            <w:tcW w:type="dxa" w:w="3515"/>
           </w:tcPr>
           <w:p>
             <w:pPr>
@@ -9661,7 +9661,7 @@
         </w:tc>
         <w:tc>
           <w:tcPr>
-            <w:tcW w:type="dxa" w:w="3118"/>
+            <w:tcW w:type="dxa" w:w="3515"/>
           </w:tcPr>
           <w:p>
             <w:pPr>
@@ -9684,7 +9684,7 @@
       <w:tr>
         <w:tc>
           <w:tcPr>
-            <w:tcW w:type="dxa" w:w="3402"/>
+            <w:tcW w:type="dxa" w:w="3798"/>
             <w:shd w:val="clear" w:fill="FBF6F0"/>
           </w:tcPr>
           <w:p>
@@ -9706,7 +9706,7 @@
         </w:tc>
         <w:tc>
           <w:tcPr>
-            <w:tcW w:type="dxa" w:w="3118"/>
+            <w:tcW w:type="dxa" w:w="3515"/>
             <w:shd w:val="clear" w:fill="FBF6F0"/>
           </w:tcPr>
           <w:p>
@@ -9728,7 +9728,7 @@
         </w:tc>
         <w:tc>
           <w:tcPr>
-            <w:tcW w:type="dxa" w:w="3118"/>
+            <w:tcW w:type="dxa" w:w="3515"/>
             <w:shd w:val="clear" w:fill="FBF6F0"/>
           </w:tcPr>
           <w:p>
@@ -9752,7 +9752,7 @@
       <w:tr>
         <w:tc>
           <w:tcPr>
-            <w:tcW w:type="dxa" w:w="3402"/>
+            <w:tcW w:type="dxa" w:w="3798"/>
           </w:tcPr>
           <w:p>
             <w:pPr>
@@ -9773,7 +9773,7 @@
         </w:tc>
         <w:tc>
           <w:tcPr>
-            <w:tcW w:type="dxa" w:w="3118"/>
+            <w:tcW w:type="dxa" w:w="3515"/>
           </w:tcPr>
           <w:p>
             <w:pPr>
@@ -9794,7 +9794,7 @@
         </w:tc>
         <w:tc>
           <w:tcPr>
-            <w:tcW w:type="dxa" w:w="3118"/>
+            <w:tcW w:type="dxa" w:w="3515"/>
           </w:tcPr>
           <w:p>
             <w:pPr>
@@ -10190,13 +10190,13 @@
         </w:tblBorders>
       </w:tblPr>
       <w:tblGrid>
-        <w:gridCol w:w="5156"/>
-        <w:gridCol w:w="5156"/>
+        <w:gridCol w:w="5581"/>
+        <w:gridCol w:w="5581"/>
       </w:tblGrid>
       <w:tr>
         <w:tc>
           <w:tcPr>
-            <w:tcW w:type="dxa" w:w="3969"/>
+            <w:tcW w:type="dxa" w:w="4082"/>
             <w:shd w:val="clear" w:fill="4A2013"/>
           </w:tcPr>
           <w:p>
@@ -10218,7 +10218,7 @@
         </w:tc>
         <w:tc>
           <w:tcPr>
-            <w:tcW w:type="dxa" w:w="5669"/>
+            <w:tcW w:type="dxa" w:w="6746"/>
             <w:shd w:val="clear" w:fill="4A2013"/>
           </w:tcPr>
           <w:p>
@@ -10242,7 +10242,7 @@
       <w:tr>
         <w:tc>
           <w:tcPr>
-            <w:tcW w:type="dxa" w:w="3969"/>
+            <w:tcW w:type="dxa" w:w="4082"/>
           </w:tcPr>
           <w:p>
             <w:pPr>
@@ -10263,7 +10263,7 @@
         </w:tc>
         <w:tc>
           <w:tcPr>
-            <w:tcW w:type="dxa" w:w="5669"/>
+            <w:tcW w:type="dxa" w:w="6746"/>
           </w:tcPr>
           <w:p>
             <w:pPr>
@@ -10286,7 +10286,7 @@
       <w:tr>
         <w:tc>
           <w:tcPr>
-            <w:tcW w:type="dxa" w:w="3969"/>
+            <w:tcW w:type="dxa" w:w="4082"/>
             <w:shd w:val="clear" w:fill="FBF6F0"/>
           </w:tcPr>
           <w:p>
@@ -10308,7 +10308,7 @@
         </w:tc>
         <w:tc>
           <w:tcPr>
-            <w:tcW w:type="dxa" w:w="5669"/>
+            <w:tcW w:type="dxa" w:w="6746"/>
             <w:shd w:val="clear" w:fill="FBF6F0"/>
           </w:tcPr>
           <w:p>
@@ -10332,7 +10332,7 @@
       <w:tr>
         <w:tc>
           <w:tcPr>
-            <w:tcW w:type="dxa" w:w="3969"/>
+            <w:tcW w:type="dxa" w:w="4082"/>
           </w:tcPr>
           <w:p>
             <w:pPr>
@@ -10352,7 +10352,7 @@
         </w:tc>
         <w:tc>
           <w:tcPr>
-            <w:tcW w:type="dxa" w:w="5669"/>
+            <w:tcW w:type="dxa" w:w="6746"/>
           </w:tcPr>
           <w:p>
             <w:pPr>
@@ -10374,7 +10374,7 @@
       <w:tr>
         <w:tc>
           <w:tcPr>
-            <w:tcW w:type="dxa" w:w="3969"/>
+            <w:tcW w:type="dxa" w:w="4082"/>
             <w:shd w:val="clear" w:fill="FBF6F0"/>
           </w:tcPr>
           <w:p>
@@ -10395,7 +10395,7 @@
         </w:tc>
         <w:tc>
           <w:tcPr>
-            <w:tcW w:type="dxa" w:w="5669"/>
+            <w:tcW w:type="dxa" w:w="6746"/>
             <w:shd w:val="clear" w:fill="FBF6F0"/>
           </w:tcPr>
           <w:p>
@@ -10466,15 +10466,15 @@
         </w:tblBorders>
       </w:tblPr>
       <w:tblGrid>
-        <w:gridCol w:w="2578"/>
-        <w:gridCol w:w="2578"/>
-        <w:gridCol w:w="2578"/>
-        <w:gridCol w:w="2578"/>
+        <w:gridCol w:w="2791"/>
+        <w:gridCol w:w="2791"/>
+        <w:gridCol w:w="2791"/>
+        <w:gridCol w:w="2791"/>
       </w:tblGrid>
       <w:tr>
         <w:tc>
           <w:tcPr>
-            <w:tcW w:type="dxa" w:w="2551"/>
+            <w:tcW w:type="dxa" w:w="2721"/>
             <w:shd w:val="clear" w:fill="4A2013"/>
           </w:tcPr>
           <w:p>
@@ -10496,7 +10496,7 @@
         </w:tc>
         <w:tc>
           <w:tcPr>
-            <w:tcW w:type="dxa" w:w="2835"/>
+            <w:tcW w:type="dxa" w:w="3231"/>
             <w:shd w:val="clear" w:fill="4A2013"/>
           </w:tcPr>
           <w:p>
@@ -10518,7 +10518,7 @@
         </w:tc>
         <w:tc>
           <w:tcPr>
-            <w:tcW w:type="dxa" w:w="1701"/>
+            <w:tcW w:type="dxa" w:w="1814"/>
             <w:shd w:val="clear" w:fill="4A2013"/>
           </w:tcPr>
           <w:p>
@@ -10540,7 +10540,7 @@
         </w:tc>
         <w:tc>
           <w:tcPr>
-            <w:tcW w:type="dxa" w:w="2551"/>
+            <w:tcW w:type="dxa" w:w="3061"/>
             <w:shd w:val="clear" w:fill="4A2013"/>
           </w:tcPr>
           <w:p>
@@ -10564,7 +10564,7 @@
       <w:tr>
         <w:tc>
           <w:tcPr>
-            <w:tcW w:type="dxa" w:w="2551"/>
+            <w:tcW w:type="dxa" w:w="2721"/>
           </w:tcPr>
           <w:p>
             <w:pPr>
@@ -10585,7 +10585,7 @@
         </w:tc>
         <w:tc>
           <w:tcPr>
-            <w:tcW w:type="dxa" w:w="2835"/>
+            <w:tcW w:type="dxa" w:w="3231"/>
           </w:tcPr>
           <w:p>
             <w:pPr>
@@ -10606,7 +10606,7 @@
         </w:tc>
         <w:tc>
           <w:tcPr>
-            <w:tcW w:type="dxa" w:w="1701"/>
+            <w:tcW w:type="dxa" w:w="1814"/>
           </w:tcPr>
           <w:p>
             <w:pPr>
@@ -10627,7 +10627,7 @@
         </w:tc>
         <w:tc>
           <w:tcPr>
-            <w:tcW w:type="dxa" w:w="2551"/>
+            <w:tcW w:type="dxa" w:w="3061"/>
           </w:tcPr>
           <w:p>
             <w:pPr>
@@ -10649,7 +10649,7 @@
       <w:tr>
         <w:tc>
           <w:tcPr>
-            <w:tcW w:type="dxa" w:w="2551"/>
+            <w:tcW w:type="dxa" w:w="2721"/>
             <w:shd w:val="clear" w:fill="FBF6F0"/>
           </w:tcPr>
           <w:p>
@@ -10671,7 +10671,7 @@
         </w:tc>
         <w:tc>
           <w:tcPr>
-            <w:tcW w:type="dxa" w:w="2835"/>
+            <w:tcW w:type="dxa" w:w="3231"/>
             <w:shd w:val="clear" w:fill="FBF6F0"/>
           </w:tcPr>
           <w:p>
@@ -10693,7 +10693,7 @@
         </w:tc>
         <w:tc>
           <w:tcPr>
-            <w:tcW w:type="dxa" w:w="1701"/>
+            <w:tcW w:type="dxa" w:w="1814"/>
             <w:shd w:val="clear" w:fill="FBF6F0"/>
           </w:tcPr>
           <w:p>
@@ -10715,7 +10715,7 @@
         </w:tc>
         <w:tc>
           <w:tcPr>
-            <w:tcW w:type="dxa" w:w="2551"/>
+            <w:tcW w:type="dxa" w:w="3061"/>
             <w:shd w:val="clear" w:fill="FBF6F0"/>
           </w:tcPr>
           <w:p>
@@ -10738,7 +10738,7 @@
       <w:tr>
         <w:tc>
           <w:tcPr>
-            <w:tcW w:type="dxa" w:w="2551"/>
+            <w:tcW w:type="dxa" w:w="2721"/>
           </w:tcPr>
           <w:p>
             <w:pPr>
@@ -10759,7 +10759,7 @@
         </w:tc>
         <w:tc>
           <w:tcPr>
-            <w:tcW w:type="dxa" w:w="2835"/>
+            <w:tcW w:type="dxa" w:w="3231"/>
           </w:tcPr>
           <w:p>
             <w:pPr>
@@ -10780,7 +10780,7 @@
         </w:tc>
         <w:tc>
           <w:tcPr>
-            <w:tcW w:type="dxa" w:w="1701"/>
+            <w:tcW w:type="dxa" w:w="1814"/>
           </w:tcPr>
           <w:p>
             <w:pPr>
@@ -10801,7 +10801,7 @@
         </w:tc>
         <w:tc>
           <w:tcPr>
-            <w:tcW w:type="dxa" w:w="2551"/>
+            <w:tcW w:type="dxa" w:w="3061"/>
           </w:tcPr>
           <w:p>
             <w:pPr>
@@ -10823,7 +10823,7 @@
       <w:tr>
         <w:tc>
           <w:tcPr>
-            <w:tcW w:type="dxa" w:w="2551"/>
+            <w:tcW w:type="dxa" w:w="2721"/>
             <w:shd w:val="clear" w:fill="FBF6F0"/>
           </w:tcPr>
           <w:p>
@@ -10845,7 +10845,7 @@
         </w:tc>
         <w:tc>
           <w:tcPr>
-            <w:tcW w:type="dxa" w:w="2835"/>
+            <w:tcW w:type="dxa" w:w="3231"/>
             <w:shd w:val="clear" w:fill="FBF6F0"/>
           </w:tcPr>
           <w:p>
@@ -10867,7 +10867,7 @@
         </w:tc>
         <w:tc>
           <w:tcPr>
-            <w:tcW w:type="dxa" w:w="1701"/>
+            <w:tcW w:type="dxa" w:w="1814"/>
             <w:shd w:val="clear" w:fill="FBF6F0"/>
           </w:tcPr>
           <w:p>
@@ -10889,7 +10889,7 @@
         </w:tc>
         <w:tc>
           <w:tcPr>
-            <w:tcW w:type="dxa" w:w="2551"/>
+            <w:tcW w:type="dxa" w:w="3061"/>
             <w:shd w:val="clear" w:fill="FBF6F0"/>
           </w:tcPr>
           <w:p>
@@ -10912,7 +10912,7 @@
       <w:tr>
         <w:tc>
           <w:tcPr>
-            <w:tcW w:type="dxa" w:w="2551"/>
+            <w:tcW w:type="dxa" w:w="2721"/>
           </w:tcPr>
           <w:p>
             <w:pPr>
@@ -10933,7 +10933,7 @@
         </w:tc>
         <w:tc>
           <w:tcPr>
-            <w:tcW w:type="dxa" w:w="2835"/>
+            <w:tcW w:type="dxa" w:w="3231"/>
           </w:tcPr>
           <w:p>
             <w:pPr>
@@ -10954,7 +10954,7 @@
         </w:tc>
         <w:tc>
           <w:tcPr>
-            <w:tcW w:type="dxa" w:w="1701"/>
+            <w:tcW w:type="dxa" w:w="1814"/>
           </w:tcPr>
           <w:p>
             <w:pPr>
@@ -10975,7 +10975,7 @@
         </w:tc>
         <w:tc>
           <w:tcPr>
-            <w:tcW w:type="dxa" w:w="2551"/>
+            <w:tcW w:type="dxa" w:w="3061"/>
           </w:tcPr>
           <w:p>
             <w:pPr>
@@ -10997,7 +10997,7 @@
     </w:tbl>
     <w:sectPr>
       <w:pgSz w:w="12240" w:h="15840"/>
-      <w:pgMar w:top="907" w:right="850" w:bottom="907" w:left="1077" w:header="720" w:footer="720" w:gutter="0"/>
+      <w:pgMar w:top="567" w:right="510" w:bottom="567" w:left="567" w:header="720" w:footer="720" w:gutter="0"/>
       <w:cols w:space="720"/>
       <w:docGrid w:linePitch="360"/>
     </w:sectPr>
